--- a/docs/D00_OTA_System_Overview.docx
+++ b/docs/D00_OTA_System_Overview.docx
@@ -77,9 +77,14 @@
       </w:r>
     </w:p>
     <w:p>
-      <w:r>
-        <w:br w:type="page"/>
-      </w:r>
+      <w:pPr>
+        <w:sectPr>
+          <w:pgSz w:w="12240" w:h="15840"/>
+          <w:pgMar w:top="1247" w:right="1361" w:bottom="1134" w:left="1361" w:header="720" w:footer="720" w:gutter="0"/>
+          <w:cols w:space="720"/>
+          <w:docGrid w:linePitch="360"/>
+        </w:sectPr>
+      </w:pPr>
     </w:p>
     <w:p>
       <w:pPr>
@@ -128,14 +133,16 @@
     </w:p>
     <w:p>
       <w:pPr>
-        <w:pStyle w:val="Heading1"/>
+        <w:jc w:val="center"/>
       </w:pPr>
       <w:r>
         <w:rPr>
-          <w:b w:val="0"/>
+          <w:b/>
+          <w:color w:val="1F4E79"/>
+          <w:sz w:val="32"/>
           <w:rFonts w:eastAsia="微软雅黑"/>
         </w:rPr>
-        <w:t>目录</w:t>
+        <w:t>目  录</w:t>
       </w:r>
     </w:p>
     <w:p>
@@ -143,14 +150,22 @@
         <w:fldChar w:fldCharType="begin"/>
         <w:instrText xml:space="preserve">TOC \o "1-3" \h \z \u</w:instrText>
         <w:fldChar w:fldCharType="separate"/>
-        <w:t>（在 Word 中右键 → 更新域 生成目录）</w:t>
+        <w:t>（打开文档时自动更新；或右键此处 → 更新域）</w:t>
         <w:fldChar w:fldCharType="end"/>
       </w:r>
     </w:p>
     <w:p>
-      <w:r>
-        <w:br w:type="page"/>
-      </w:r>
+      <w:pPr>
+        <w:sectPr>
+          <w:headerReference w:type="default" r:id="rId9"/>
+          <w:footerReference w:type="default" r:id="rId10"/>
+          <w:pgSz w:w="12240" w:h="15840"/>
+          <w:pgMar w:top="1247" w:right="1361" w:bottom="1134" w:left="1361" w:header="720" w:footer="720" w:gutter="0"/>
+          <w:pgNumType w:fmt="upperRoman" w:start="1"/>
+          <w:cols w:space="720"/>
+          <w:docGrid w:linePitch="360"/>
+        </w:sectPr>
+      </w:pPr>
     </w:p>
     <w:p>
       <w:pPr>
@@ -165,6 +180,9 @@
       </w:r>
     </w:p>
     <w:p>
+      <w:pPr>
+        <w:ind w:firstLineChars="200" w:firstLine="420"/>
+      </w:pPr>
       <w:r>
         <w:rPr>
           <w:b w:val="0"/>
@@ -186,6 +204,9 @@
       </w:r>
     </w:p>
     <w:p>
+      <w:pPr>
+        <w:ind w:firstLineChars="200" w:firstLine="420"/>
+      </w:pPr>
       <w:r>
         <w:rPr>
           <w:b/>
@@ -201,6 +222,9 @@
       </w:r>
     </w:p>
     <w:p>
+      <w:pPr>
+        <w:ind w:firstLineChars="200" w:firstLine="420"/>
+      </w:pPr>
       <w:r>
         <w:rPr>
           <w:b/>
@@ -216,6 +240,9 @@
       </w:r>
     </w:p>
     <w:p>
+      <w:pPr>
+        <w:ind w:firstLineChars="200" w:firstLine="420"/>
+      </w:pPr>
       <w:r>
         <w:rPr>
           <w:b/>
@@ -256,6 +283,9 @@
       </w:r>
     </w:p>
     <w:p>
+      <w:pPr>
+        <w:ind w:firstLineChars="200" w:firstLine="420"/>
+      </w:pPr>
       <w:r>
         <w:rPr>
           <w:b/>
@@ -271,6 +301,9 @@
       </w:r>
     </w:p>
     <w:p>
+      <w:pPr>
+        <w:ind w:firstLineChars="200" w:firstLine="420"/>
+      </w:pPr>
       <w:r>
         <w:rPr>
           <w:b/>
@@ -286,6 +319,9 @@
       </w:r>
     </w:p>
     <w:p>
+      <w:pPr>
+        <w:ind w:firstLineChars="200" w:firstLine="420"/>
+      </w:pPr>
       <w:r>
         <w:rPr>
           <w:b/>
@@ -332,6 +368,9 @@
       </w:r>
     </w:p>
     <w:p>
+      <w:pPr>
+        <w:ind w:firstLineChars="200" w:firstLine="420"/>
+      </w:pPr>
       <w:r>
         <w:rPr>
           <w:b/>
@@ -347,6 +386,9 @@
       </w:r>
     </w:p>
     <w:p>
+      <w:pPr>
+        <w:ind w:firstLineChars="200" w:firstLine="420"/>
+      </w:pPr>
       <w:r>
         <w:rPr>
           <w:b/>
@@ -362,6 +404,9 @@
       </w:r>
     </w:p>
     <w:p>
+      <w:pPr>
+        <w:ind w:firstLineChars="200" w:firstLine="420"/>
+      </w:pPr>
       <w:r>
         <w:rPr>
           <w:b/>
@@ -377,6 +422,9 @@
       </w:r>
     </w:p>
     <w:p>
+      <w:pPr>
+        <w:ind w:firstLineChars="200" w:firstLine="420"/>
+      </w:pPr>
       <w:r>
         <w:rPr>
           <w:b/>
@@ -392,6 +440,9 @@
       </w:r>
     </w:p>
     <w:p>
+      <w:pPr>
+        <w:ind w:firstLineChars="200" w:firstLine="420"/>
+      </w:pPr>
       <w:r>
         <w:rPr>
           <w:b/>
@@ -432,6 +483,9 @@
       </w:r>
     </w:p>
     <w:p>
+      <w:pPr>
+        <w:ind w:firstLineChars="200" w:firstLine="420"/>
+      </w:pPr>
       <w:r>
         <w:rPr>
           <w:b/>
@@ -447,6 +501,9 @@
       </w:r>
     </w:p>
     <w:p>
+      <w:pPr>
+        <w:ind w:firstLineChars="200" w:firstLine="420"/>
+      </w:pPr>
       <w:r>
         <w:rPr>
           <w:b/>
@@ -487,6 +544,9 @@
       </w:r>
     </w:p>
     <w:p>
+      <w:pPr>
+        <w:ind w:firstLineChars="200" w:firstLine="420"/>
+      </w:pPr>
       <w:r>
         <w:rPr>
           <w:b w:val="0"/>
@@ -522,8 +582,9 @@
     <w:tbl>
       <w:tblPr>
         <w:tblStyle w:val="TableGrid"/>
-        <w:tblW w:type="auto" w:w="0"/>
+        <w:tblW w:type="dxa" w:w="9185"/>
         <w:jc w:val="center"/>
+        <w:tblLayout w:type="fixed"/>
         <w:tblLook w:firstColumn="1" w:firstRow="1" w:lastColumn="0" w:lastRow="0" w:noHBand="0" w:noVBand="1" w:val="04A0"/>
       </w:tblPr>
       <w:tblGrid>
@@ -532,9 +593,12 @@
         <w:gridCol w:w="2880"/>
       </w:tblGrid>
       <w:tr>
-        <w:tc>
-          <w:tcPr>
-            <w:tcW w:type="dxa" w:w="2268"/>
+        <w:trPr>
+          <w:tblHeader w:val="true"/>
+        </w:trPr>
+        <w:tc>
+          <w:tcPr>
+            <w:tcW w:type="dxa" w:w="2226"/>
             <w:shd w:val="clear" w:fill="D9E2F3"/>
           </w:tcPr>
           <w:p>
@@ -551,7 +615,7 @@
         </w:tc>
         <w:tc>
           <w:tcPr>
-            <w:tcW w:type="dxa" w:w="2551"/>
+            <w:tcW w:type="dxa" w:w="2505"/>
             <w:shd w:val="clear" w:fill="D9E2F3"/>
           </w:tcPr>
           <w:p>
@@ -568,7 +632,7 @@
         </w:tc>
         <w:tc>
           <w:tcPr>
-            <w:tcW w:type="dxa" w:w="4535"/>
+            <w:tcW w:type="dxa" w:w="4453"/>
             <w:shd w:val="clear" w:fill="D9E2F3"/>
           </w:tcPr>
           <w:p>
@@ -587,7 +651,7 @@
       <w:tr>
         <w:tc>
           <w:tcPr>
-            <w:tcW w:type="dxa" w:w="2268"/>
+            <w:tcW w:type="dxa" w:w="2226"/>
           </w:tcPr>
           <w:p>
             <w:r/>
@@ -602,7 +666,7 @@
         </w:tc>
         <w:tc>
           <w:tcPr>
-            <w:tcW w:type="dxa" w:w="2551"/>
+            <w:tcW w:type="dxa" w:w="2505"/>
           </w:tcPr>
           <w:p>
             <w:r/>
@@ -617,7 +681,7 @@
         </w:tc>
         <w:tc>
           <w:tcPr>
-            <w:tcW w:type="dxa" w:w="4535"/>
+            <w:tcW w:type="dxa" w:w="4453"/>
           </w:tcPr>
           <w:p>
             <w:r/>
@@ -634,7 +698,7 @@
       <w:tr>
         <w:tc>
           <w:tcPr>
-            <w:tcW w:type="dxa" w:w="2268"/>
+            <w:tcW w:type="dxa" w:w="2226"/>
           </w:tcPr>
           <w:p>
             <w:r/>
@@ -649,7 +713,7 @@
         </w:tc>
         <w:tc>
           <w:tcPr>
-            <w:tcW w:type="dxa" w:w="2551"/>
+            <w:tcW w:type="dxa" w:w="2505"/>
           </w:tcPr>
           <w:p>
             <w:r/>
@@ -664,7 +728,7 @@
         </w:tc>
         <w:tc>
           <w:tcPr>
-            <w:tcW w:type="dxa" w:w="4535"/>
+            <w:tcW w:type="dxa" w:w="4453"/>
           </w:tcPr>
           <w:p>
             <w:r/>
@@ -681,7 +745,7 @@
       <w:tr>
         <w:tc>
           <w:tcPr>
-            <w:tcW w:type="dxa" w:w="2268"/>
+            <w:tcW w:type="dxa" w:w="2226"/>
           </w:tcPr>
           <w:p>
             <w:r/>
@@ -696,7 +760,7 @@
         </w:tc>
         <w:tc>
           <w:tcPr>
-            <w:tcW w:type="dxa" w:w="2551"/>
+            <w:tcW w:type="dxa" w:w="2505"/>
           </w:tcPr>
           <w:p>
             <w:r/>
@@ -711,7 +775,7 @@
         </w:tc>
         <w:tc>
           <w:tcPr>
-            <w:tcW w:type="dxa" w:w="4535"/>
+            <w:tcW w:type="dxa" w:w="4453"/>
           </w:tcPr>
           <w:p>
             <w:r/>
@@ -891,6 +955,9 @@
       </w:r>
     </w:p>
     <w:p>
+      <w:pPr>
+        <w:ind w:firstLineChars="200" w:firstLine="420"/>
+      </w:pPr>
       <w:r>
         <w:rPr>
           <w:b w:val="0"/>
@@ -902,8 +969,9 @@
     <w:tbl>
       <w:tblPr>
         <w:tblStyle w:val="TableGrid"/>
-        <w:tblW w:type="auto" w:w="0"/>
+        <w:tblW w:type="dxa" w:w="9185"/>
         <w:jc w:val="center"/>
+        <w:tblLayout w:type="fixed"/>
         <w:tblLook w:firstColumn="1" w:firstRow="1" w:lastColumn="0" w:lastRow="0" w:noHBand="0" w:noVBand="1" w:val="04A0"/>
       </w:tblPr>
       <w:tblGrid>
@@ -912,9 +980,12 @@
         <w:gridCol w:w="2880"/>
       </w:tblGrid>
       <w:tr>
-        <w:tc>
-          <w:tcPr>
-            <w:tcW w:type="dxa" w:w="2835"/>
+        <w:trPr>
+          <w:tblHeader w:val="true"/>
+        </w:trPr>
+        <w:tc>
+          <w:tcPr>
+            <w:tcW w:type="dxa" w:w="2783"/>
             <w:shd w:val="clear" w:fill="D9E2F3"/>
           </w:tcPr>
           <w:p>
@@ -931,7 +1002,7 @@
         </w:tc>
         <w:tc>
           <w:tcPr>
-            <w:tcW w:type="dxa" w:w="4535"/>
+            <w:tcW w:type="dxa" w:w="4453"/>
             <w:shd w:val="clear" w:fill="D9E2F3"/>
           </w:tcPr>
           <w:p>
@@ -948,7 +1019,7 @@
         </w:tc>
         <w:tc>
           <w:tcPr>
-            <w:tcW w:type="dxa" w:w="1984"/>
+            <w:tcW w:type="dxa" w:w="1948"/>
             <w:shd w:val="clear" w:fill="D9E2F3"/>
           </w:tcPr>
           <w:p>
@@ -967,7 +1038,7 @@
       <w:tr>
         <w:tc>
           <w:tcPr>
-            <w:tcW w:type="dxa" w:w="2835"/>
+            <w:tcW w:type="dxa" w:w="2783"/>
           </w:tcPr>
           <w:p>
             <w:r/>
@@ -982,7 +1053,7 @@
         </w:tc>
         <w:tc>
           <w:tcPr>
-            <w:tcW w:type="dxa" w:w="4535"/>
+            <w:tcW w:type="dxa" w:w="4453"/>
           </w:tcPr>
           <w:p>
             <w:r/>
@@ -997,7 +1068,7 @@
         </w:tc>
         <w:tc>
           <w:tcPr>
-            <w:tcW w:type="dxa" w:w="1984"/>
+            <w:tcW w:type="dxa" w:w="1948"/>
           </w:tcPr>
           <w:p>
             <w:r/>
@@ -1014,7 +1085,7 @@
       <w:tr>
         <w:tc>
           <w:tcPr>
-            <w:tcW w:type="dxa" w:w="2835"/>
+            <w:tcW w:type="dxa" w:w="2783"/>
           </w:tcPr>
           <w:p>
             <w:r/>
@@ -1029,7 +1100,7 @@
         </w:tc>
         <w:tc>
           <w:tcPr>
-            <w:tcW w:type="dxa" w:w="4535"/>
+            <w:tcW w:type="dxa" w:w="4453"/>
           </w:tcPr>
           <w:p>
             <w:r/>
@@ -1044,7 +1115,7 @@
         </w:tc>
         <w:tc>
           <w:tcPr>
-            <w:tcW w:type="dxa" w:w="1984"/>
+            <w:tcW w:type="dxa" w:w="1948"/>
           </w:tcPr>
           <w:p>
             <w:r/>
@@ -1061,7 +1132,7 @@
       <w:tr>
         <w:tc>
           <w:tcPr>
-            <w:tcW w:type="dxa" w:w="2835"/>
+            <w:tcW w:type="dxa" w:w="2783"/>
           </w:tcPr>
           <w:p>
             <w:r/>
@@ -1076,7 +1147,7 @@
         </w:tc>
         <w:tc>
           <w:tcPr>
-            <w:tcW w:type="dxa" w:w="4535"/>
+            <w:tcW w:type="dxa" w:w="4453"/>
           </w:tcPr>
           <w:p>
             <w:r/>
@@ -1091,7 +1162,7 @@
         </w:tc>
         <w:tc>
           <w:tcPr>
-            <w:tcW w:type="dxa" w:w="1984"/>
+            <w:tcW w:type="dxa" w:w="1948"/>
           </w:tcPr>
           <w:p>
             <w:r/>
@@ -1108,7 +1179,7 @@
       <w:tr>
         <w:tc>
           <w:tcPr>
-            <w:tcW w:type="dxa" w:w="2835"/>
+            <w:tcW w:type="dxa" w:w="2783"/>
           </w:tcPr>
           <w:p>
             <w:r/>
@@ -1123,7 +1194,7 @@
         </w:tc>
         <w:tc>
           <w:tcPr>
-            <w:tcW w:type="dxa" w:w="4535"/>
+            <w:tcW w:type="dxa" w:w="4453"/>
           </w:tcPr>
           <w:p>
             <w:r/>
@@ -1138,7 +1209,7 @@
         </w:tc>
         <w:tc>
           <w:tcPr>
-            <w:tcW w:type="dxa" w:w="1984"/>
+            <w:tcW w:type="dxa" w:w="1948"/>
           </w:tcPr>
           <w:p>
             <w:r/>
@@ -1294,8 +1365,9 @@
     <w:tbl>
       <w:tblPr>
         <w:tblStyle w:val="TableGrid"/>
-        <w:tblW w:type="auto" w:w="0"/>
+        <w:tblW w:type="dxa" w:w="9185"/>
         <w:jc w:val="center"/>
+        <w:tblLayout w:type="fixed"/>
         <w:tblLook w:firstColumn="1" w:firstRow="1" w:lastColumn="0" w:lastRow="0" w:noHBand="0" w:noVBand="1" w:val="04A0"/>
       </w:tblPr>
       <w:tblGrid>
@@ -1304,9 +1376,12 @@
         <w:gridCol w:w="2880"/>
       </w:tblGrid>
       <w:tr>
-        <w:tc>
-          <w:tcPr>
-            <w:tcW w:type="dxa" w:w="2835"/>
+        <w:trPr>
+          <w:tblHeader w:val="true"/>
+        </w:trPr>
+        <w:tc>
+          <w:tcPr>
+            <w:tcW w:type="dxa" w:w="2783"/>
             <w:shd w:val="clear" w:fill="D9E2F3"/>
           </w:tcPr>
           <w:p>
@@ -1323,7 +1398,7 @@
         </w:tc>
         <w:tc>
           <w:tcPr>
-            <w:tcW w:type="dxa" w:w="2835"/>
+            <w:tcW w:type="dxa" w:w="2783"/>
             <w:shd w:val="clear" w:fill="D9E2F3"/>
           </w:tcPr>
           <w:p>
@@ -1340,7 +1415,7 @@
         </w:tc>
         <w:tc>
           <w:tcPr>
-            <w:tcW w:type="dxa" w:w="3685"/>
+            <w:tcW w:type="dxa" w:w="3618"/>
             <w:shd w:val="clear" w:fill="D9E2F3"/>
           </w:tcPr>
           <w:p>
@@ -1359,7 +1434,7 @@
       <w:tr>
         <w:tc>
           <w:tcPr>
-            <w:tcW w:type="dxa" w:w="2835"/>
+            <w:tcW w:type="dxa" w:w="2783"/>
           </w:tcPr>
           <w:p>
             <w:r/>
@@ -1374,7 +1449,7 @@
         </w:tc>
         <w:tc>
           <w:tcPr>
-            <w:tcW w:type="dxa" w:w="2835"/>
+            <w:tcW w:type="dxa" w:w="2783"/>
           </w:tcPr>
           <w:p>
             <w:r/>
@@ -1389,7 +1464,7 @@
         </w:tc>
         <w:tc>
           <w:tcPr>
-            <w:tcW w:type="dxa" w:w="3685"/>
+            <w:tcW w:type="dxa" w:w="3618"/>
           </w:tcPr>
           <w:p>
             <w:r/>
@@ -1406,7 +1481,7 @@
       <w:tr>
         <w:tc>
           <w:tcPr>
-            <w:tcW w:type="dxa" w:w="2835"/>
+            <w:tcW w:type="dxa" w:w="2783"/>
           </w:tcPr>
           <w:p>
             <w:r/>
@@ -1421,7 +1496,7 @@
         </w:tc>
         <w:tc>
           <w:tcPr>
-            <w:tcW w:type="dxa" w:w="2835"/>
+            <w:tcW w:type="dxa" w:w="2783"/>
           </w:tcPr>
           <w:p>
             <w:r/>
@@ -1436,7 +1511,7 @@
         </w:tc>
         <w:tc>
           <w:tcPr>
-            <w:tcW w:type="dxa" w:w="3685"/>
+            <w:tcW w:type="dxa" w:w="3618"/>
           </w:tcPr>
           <w:p>
             <w:r/>
@@ -1453,7 +1528,7 @@
       <w:tr>
         <w:tc>
           <w:tcPr>
-            <w:tcW w:type="dxa" w:w="2835"/>
+            <w:tcW w:type="dxa" w:w="2783"/>
           </w:tcPr>
           <w:p>
             <w:r/>
@@ -1468,7 +1543,7 @@
         </w:tc>
         <w:tc>
           <w:tcPr>
-            <w:tcW w:type="dxa" w:w="2835"/>
+            <w:tcW w:type="dxa" w:w="2783"/>
           </w:tcPr>
           <w:p>
             <w:r/>
@@ -1483,7 +1558,7 @@
         </w:tc>
         <w:tc>
           <w:tcPr>
-            <w:tcW w:type="dxa" w:w="3685"/>
+            <w:tcW w:type="dxa" w:w="3618"/>
           </w:tcPr>
           <w:p>
             <w:r/>
@@ -1500,7 +1575,7 @@
       <w:tr>
         <w:tc>
           <w:tcPr>
-            <w:tcW w:type="dxa" w:w="2835"/>
+            <w:tcW w:type="dxa" w:w="2783"/>
           </w:tcPr>
           <w:p>
             <w:r/>
@@ -1515,7 +1590,7 @@
         </w:tc>
         <w:tc>
           <w:tcPr>
-            <w:tcW w:type="dxa" w:w="2835"/>
+            <w:tcW w:type="dxa" w:w="2783"/>
           </w:tcPr>
           <w:p>
             <w:r/>
@@ -1530,7 +1605,7 @@
         </w:tc>
         <w:tc>
           <w:tcPr>
-            <w:tcW w:type="dxa" w:w="3685"/>
+            <w:tcW w:type="dxa" w:w="3618"/>
           </w:tcPr>
           <w:p>
             <w:r/>
@@ -1770,8 +1845,9 @@
     <w:tbl>
       <w:tblPr>
         <w:tblStyle w:val="TableGrid"/>
-        <w:tblW w:type="auto" w:w="0"/>
+        <w:tblW w:type="dxa" w:w="9185"/>
         <w:jc w:val="center"/>
+        <w:tblLayout w:type="fixed"/>
         <w:tblLook w:firstColumn="1" w:firstRow="1" w:lastColumn="0" w:lastRow="0" w:noHBand="0" w:noVBand="1" w:val="04A0"/>
       </w:tblPr>
       <w:tblGrid>
@@ -1782,9 +1858,12 @@
         <w:gridCol w:w="1728"/>
       </w:tblGrid>
       <w:tr>
-        <w:tc>
-          <w:tcPr>
-            <w:tcW w:type="dxa" w:w="1701"/>
+        <w:trPr>
+          <w:tblHeader w:val="true"/>
+        </w:trPr>
+        <w:tc>
+          <w:tcPr>
+            <w:tcW w:type="dxa" w:w="1531"/>
             <w:shd w:val="clear" w:fill="D9E2F3"/>
           </w:tcPr>
           <w:p>
@@ -1801,7 +1880,7 @@
         </w:tc>
         <w:tc>
           <w:tcPr>
-            <w:tcW w:type="dxa" w:w="1134"/>
+            <w:tcW w:type="dxa" w:w="1020"/>
             <w:shd w:val="clear" w:fill="D9E2F3"/>
           </w:tcPr>
           <w:p>
@@ -1818,7 +1897,7 @@
         </w:tc>
         <w:tc>
           <w:tcPr>
-            <w:tcW w:type="dxa" w:w="3685"/>
+            <w:tcW w:type="dxa" w:w="3317"/>
             <w:shd w:val="clear" w:fill="D9E2F3"/>
           </w:tcPr>
           <w:p>
@@ -1835,7 +1914,7 @@
         </w:tc>
         <w:tc>
           <w:tcPr>
-            <w:tcW w:type="dxa" w:w="1701"/>
+            <w:tcW w:type="dxa" w:w="1531"/>
             <w:shd w:val="clear" w:fill="D9E2F3"/>
           </w:tcPr>
           <w:p>
@@ -1852,7 +1931,7 @@
         </w:tc>
         <w:tc>
           <w:tcPr>
-            <w:tcW w:type="dxa" w:w="1984"/>
+            <w:tcW w:type="dxa" w:w="1786"/>
             <w:shd w:val="clear" w:fill="D9E2F3"/>
           </w:tcPr>
           <w:p>
@@ -1871,7 +1950,7 @@
       <w:tr>
         <w:tc>
           <w:tcPr>
-            <w:tcW w:type="dxa" w:w="1701"/>
+            <w:tcW w:type="dxa" w:w="1531"/>
           </w:tcPr>
           <w:p>
             <w:r/>
@@ -1886,7 +1965,7 @@
         </w:tc>
         <w:tc>
           <w:tcPr>
-            <w:tcW w:type="dxa" w:w="1134"/>
+            <w:tcW w:type="dxa" w:w="1020"/>
           </w:tcPr>
           <w:p>
             <w:r/>
@@ -1901,7 +1980,7 @@
         </w:tc>
         <w:tc>
           <w:tcPr>
-            <w:tcW w:type="dxa" w:w="3685"/>
+            <w:tcW w:type="dxa" w:w="3317"/>
           </w:tcPr>
           <w:p>
             <w:r/>
@@ -1916,7 +1995,7 @@
         </w:tc>
         <w:tc>
           <w:tcPr>
-            <w:tcW w:type="dxa" w:w="1701"/>
+            <w:tcW w:type="dxa" w:w="1531"/>
           </w:tcPr>
           <w:p>
             <w:r/>
@@ -1931,7 +2010,7 @@
         </w:tc>
         <w:tc>
           <w:tcPr>
-            <w:tcW w:type="dxa" w:w="1984"/>
+            <w:tcW w:type="dxa" w:w="1786"/>
           </w:tcPr>
           <w:p>
             <w:r/>
@@ -1948,7 +2027,7 @@
       <w:tr>
         <w:tc>
           <w:tcPr>
-            <w:tcW w:type="dxa" w:w="1701"/>
+            <w:tcW w:type="dxa" w:w="1531"/>
           </w:tcPr>
           <w:p>
             <w:r/>
@@ -1963,7 +2042,7 @@
         </w:tc>
         <w:tc>
           <w:tcPr>
-            <w:tcW w:type="dxa" w:w="1134"/>
+            <w:tcW w:type="dxa" w:w="1020"/>
           </w:tcPr>
           <w:p>
             <w:r/>
@@ -1978,7 +2057,7 @@
         </w:tc>
         <w:tc>
           <w:tcPr>
-            <w:tcW w:type="dxa" w:w="3685"/>
+            <w:tcW w:type="dxa" w:w="3317"/>
           </w:tcPr>
           <w:p>
             <w:r/>
@@ -1993,7 +2072,7 @@
         </w:tc>
         <w:tc>
           <w:tcPr>
-            <w:tcW w:type="dxa" w:w="1701"/>
+            <w:tcW w:type="dxa" w:w="1531"/>
           </w:tcPr>
           <w:p>
             <w:r/>
@@ -2008,7 +2087,7 @@
         </w:tc>
         <w:tc>
           <w:tcPr>
-            <w:tcW w:type="dxa" w:w="1984"/>
+            <w:tcW w:type="dxa" w:w="1786"/>
           </w:tcPr>
           <w:p>
             <w:r/>
@@ -2025,7 +2104,7 @@
       <w:tr>
         <w:tc>
           <w:tcPr>
-            <w:tcW w:type="dxa" w:w="1701"/>
+            <w:tcW w:type="dxa" w:w="1531"/>
           </w:tcPr>
           <w:p>
             <w:r/>
@@ -2040,7 +2119,7 @@
         </w:tc>
         <w:tc>
           <w:tcPr>
-            <w:tcW w:type="dxa" w:w="1134"/>
+            <w:tcW w:type="dxa" w:w="1020"/>
           </w:tcPr>
           <w:p>
             <w:r/>
@@ -2055,7 +2134,7 @@
         </w:tc>
         <w:tc>
           <w:tcPr>
-            <w:tcW w:type="dxa" w:w="3685"/>
+            <w:tcW w:type="dxa" w:w="3317"/>
           </w:tcPr>
           <w:p>
             <w:r/>
@@ -2070,7 +2149,7 @@
         </w:tc>
         <w:tc>
           <w:tcPr>
-            <w:tcW w:type="dxa" w:w="1701"/>
+            <w:tcW w:type="dxa" w:w="1531"/>
           </w:tcPr>
           <w:p>
             <w:r/>
@@ -2085,7 +2164,7 @@
         </w:tc>
         <w:tc>
           <w:tcPr>
-            <w:tcW w:type="dxa" w:w="1984"/>
+            <w:tcW w:type="dxa" w:w="1786"/>
           </w:tcPr>
           <w:p>
             <w:r/>
@@ -2102,7 +2181,7 @@
       <w:tr>
         <w:tc>
           <w:tcPr>
-            <w:tcW w:type="dxa" w:w="1701"/>
+            <w:tcW w:type="dxa" w:w="1531"/>
           </w:tcPr>
           <w:p>
             <w:r/>
@@ -2117,7 +2196,7 @@
         </w:tc>
         <w:tc>
           <w:tcPr>
-            <w:tcW w:type="dxa" w:w="1134"/>
+            <w:tcW w:type="dxa" w:w="1020"/>
           </w:tcPr>
           <w:p>
             <w:r/>
@@ -2132,7 +2211,7 @@
         </w:tc>
         <w:tc>
           <w:tcPr>
-            <w:tcW w:type="dxa" w:w="3685"/>
+            <w:tcW w:type="dxa" w:w="3317"/>
           </w:tcPr>
           <w:p>
             <w:r/>
@@ -2147,7 +2226,7 @@
         </w:tc>
         <w:tc>
           <w:tcPr>
-            <w:tcW w:type="dxa" w:w="1701"/>
+            <w:tcW w:type="dxa" w:w="1531"/>
           </w:tcPr>
           <w:p>
             <w:r/>
@@ -2162,7 +2241,7 @@
         </w:tc>
         <w:tc>
           <w:tcPr>
-            <w:tcW w:type="dxa" w:w="1984"/>
+            <w:tcW w:type="dxa" w:w="1786"/>
           </w:tcPr>
           <w:p>
             <w:r/>
@@ -2179,7 +2258,7 @@
       <w:tr>
         <w:tc>
           <w:tcPr>
-            <w:tcW w:type="dxa" w:w="1701"/>
+            <w:tcW w:type="dxa" w:w="1531"/>
           </w:tcPr>
           <w:p>
             <w:r/>
@@ -2194,7 +2273,7 @@
         </w:tc>
         <w:tc>
           <w:tcPr>
-            <w:tcW w:type="dxa" w:w="1134"/>
+            <w:tcW w:type="dxa" w:w="1020"/>
           </w:tcPr>
           <w:p>
             <w:r/>
@@ -2209,7 +2288,7 @@
         </w:tc>
         <w:tc>
           <w:tcPr>
-            <w:tcW w:type="dxa" w:w="3685"/>
+            <w:tcW w:type="dxa" w:w="3317"/>
           </w:tcPr>
           <w:p>
             <w:r/>
@@ -2224,7 +2303,7 @@
         </w:tc>
         <w:tc>
           <w:tcPr>
-            <w:tcW w:type="dxa" w:w="1701"/>
+            <w:tcW w:type="dxa" w:w="1531"/>
           </w:tcPr>
           <w:p>
             <w:r/>
@@ -2239,7 +2318,7 @@
         </w:tc>
         <w:tc>
           <w:tcPr>
-            <w:tcW w:type="dxa" w:w="1984"/>
+            <w:tcW w:type="dxa" w:w="1786"/>
           </w:tcPr>
           <w:p>
             <w:r/>
@@ -2256,7 +2335,7 @@
       <w:tr>
         <w:tc>
           <w:tcPr>
-            <w:tcW w:type="dxa" w:w="1701"/>
+            <w:tcW w:type="dxa" w:w="1531"/>
           </w:tcPr>
           <w:p>
             <w:r/>
@@ -2271,7 +2350,7 @@
         </w:tc>
         <w:tc>
           <w:tcPr>
-            <w:tcW w:type="dxa" w:w="1134"/>
+            <w:tcW w:type="dxa" w:w="1020"/>
           </w:tcPr>
           <w:p>
             <w:r/>
@@ -2286,7 +2365,7 @@
         </w:tc>
         <w:tc>
           <w:tcPr>
-            <w:tcW w:type="dxa" w:w="3685"/>
+            <w:tcW w:type="dxa" w:w="3317"/>
           </w:tcPr>
           <w:p>
             <w:r/>
@@ -2301,7 +2380,7 @@
         </w:tc>
         <w:tc>
           <w:tcPr>
-            <w:tcW w:type="dxa" w:w="1701"/>
+            <w:tcW w:type="dxa" w:w="1531"/>
           </w:tcPr>
           <w:p>
             <w:r/>
@@ -2316,7 +2395,7 @@
         </w:tc>
         <w:tc>
           <w:tcPr>
-            <w:tcW w:type="dxa" w:w="1984"/>
+            <w:tcW w:type="dxa" w:w="1786"/>
           </w:tcPr>
           <w:p>
             <w:r/>
@@ -2448,8 +2527,9 @@
     <w:tbl>
       <w:tblPr>
         <w:tblStyle w:val="TableGrid"/>
-        <w:tblW w:type="auto" w:w="0"/>
+        <w:tblW w:type="dxa" w:w="9185"/>
         <w:jc w:val="center"/>
+        <w:tblLayout w:type="fixed"/>
         <w:tblLook w:firstColumn="1" w:firstRow="1" w:lastColumn="0" w:lastRow="0" w:noHBand="0" w:noVBand="1" w:val="04A0"/>
       </w:tblPr>
       <w:tblGrid>
@@ -2459,9 +2539,12 @@
         <w:gridCol w:w="2160"/>
       </w:tblGrid>
       <w:tr>
-        <w:tc>
-          <w:tcPr>
-            <w:tcW w:type="dxa" w:w="1984"/>
+        <w:trPr>
+          <w:tblHeader w:val="true"/>
+        </w:trPr>
+        <w:tc>
+          <w:tcPr>
+            <w:tcW w:type="dxa" w:w="1891"/>
             <w:shd w:val="clear" w:fill="D9E2F3"/>
           </w:tcPr>
           <w:p>
@@ -2478,7 +2561,7 @@
         </w:tc>
         <w:tc>
           <w:tcPr>
-            <w:tcW w:type="dxa" w:w="2268"/>
+            <w:tcW w:type="dxa" w:w="2161"/>
             <w:shd w:val="clear" w:fill="D9E2F3"/>
           </w:tcPr>
           <w:p>
@@ -2495,7 +2578,7 @@
         </w:tc>
         <w:tc>
           <w:tcPr>
-            <w:tcW w:type="dxa" w:w="3685"/>
+            <w:tcW w:type="dxa" w:w="3512"/>
             <w:shd w:val="clear" w:fill="D9E2F3"/>
           </w:tcPr>
           <w:p>
@@ -2512,7 +2595,7 @@
         </w:tc>
         <w:tc>
           <w:tcPr>
-            <w:tcW w:type="dxa" w:w="1701"/>
+            <w:tcW w:type="dxa" w:w="1621"/>
             <w:shd w:val="clear" w:fill="D9E2F3"/>
           </w:tcPr>
           <w:p>
@@ -2531,7 +2614,7 @@
       <w:tr>
         <w:tc>
           <w:tcPr>
-            <w:tcW w:type="dxa" w:w="1984"/>
+            <w:tcW w:type="dxa" w:w="1891"/>
           </w:tcPr>
           <w:p>
             <w:r/>
@@ -2546,7 +2629,7 @@
         </w:tc>
         <w:tc>
           <w:tcPr>
-            <w:tcW w:type="dxa" w:w="2268"/>
+            <w:tcW w:type="dxa" w:w="2161"/>
           </w:tcPr>
           <w:p>
             <w:r/>
@@ -2561,7 +2644,7 @@
         </w:tc>
         <w:tc>
           <w:tcPr>
-            <w:tcW w:type="dxa" w:w="3685"/>
+            <w:tcW w:type="dxa" w:w="3512"/>
           </w:tcPr>
           <w:p>
             <w:r/>
@@ -2576,7 +2659,7 @@
         </w:tc>
         <w:tc>
           <w:tcPr>
-            <w:tcW w:type="dxa" w:w="1701"/>
+            <w:tcW w:type="dxa" w:w="1621"/>
           </w:tcPr>
           <w:p>
             <w:r/>
@@ -2593,7 +2676,7 @@
       <w:tr>
         <w:tc>
           <w:tcPr>
-            <w:tcW w:type="dxa" w:w="1984"/>
+            <w:tcW w:type="dxa" w:w="1891"/>
           </w:tcPr>
           <w:p>
             <w:r/>
@@ -2608,7 +2691,7 @@
         </w:tc>
         <w:tc>
           <w:tcPr>
-            <w:tcW w:type="dxa" w:w="2268"/>
+            <w:tcW w:type="dxa" w:w="2161"/>
           </w:tcPr>
           <w:p>
             <w:r/>
@@ -2623,7 +2706,7 @@
         </w:tc>
         <w:tc>
           <w:tcPr>
-            <w:tcW w:type="dxa" w:w="3685"/>
+            <w:tcW w:type="dxa" w:w="3512"/>
           </w:tcPr>
           <w:p>
             <w:r/>
@@ -2638,7 +2721,7 @@
         </w:tc>
         <w:tc>
           <w:tcPr>
-            <w:tcW w:type="dxa" w:w="1701"/>
+            <w:tcW w:type="dxa" w:w="1621"/>
           </w:tcPr>
           <w:p>
             <w:r/>
@@ -2655,7 +2738,7 @@
       <w:tr>
         <w:tc>
           <w:tcPr>
-            <w:tcW w:type="dxa" w:w="1984"/>
+            <w:tcW w:type="dxa" w:w="1891"/>
           </w:tcPr>
           <w:p>
             <w:r/>
@@ -2670,7 +2753,7 @@
         </w:tc>
         <w:tc>
           <w:tcPr>
-            <w:tcW w:type="dxa" w:w="2268"/>
+            <w:tcW w:type="dxa" w:w="2161"/>
           </w:tcPr>
           <w:p>
             <w:r/>
@@ -2685,7 +2768,7 @@
         </w:tc>
         <w:tc>
           <w:tcPr>
-            <w:tcW w:type="dxa" w:w="3685"/>
+            <w:tcW w:type="dxa" w:w="3512"/>
           </w:tcPr>
           <w:p>
             <w:r/>
@@ -2700,7 +2783,7 @@
         </w:tc>
         <w:tc>
           <w:tcPr>
-            <w:tcW w:type="dxa" w:w="1701"/>
+            <w:tcW w:type="dxa" w:w="1621"/>
           </w:tcPr>
           <w:p>
             <w:r/>
@@ -2717,7 +2800,7 @@
       <w:tr>
         <w:tc>
           <w:tcPr>
-            <w:tcW w:type="dxa" w:w="1984"/>
+            <w:tcW w:type="dxa" w:w="1891"/>
           </w:tcPr>
           <w:p>
             <w:r/>
@@ -2732,7 +2815,7 @@
         </w:tc>
         <w:tc>
           <w:tcPr>
-            <w:tcW w:type="dxa" w:w="2268"/>
+            <w:tcW w:type="dxa" w:w="2161"/>
           </w:tcPr>
           <w:p>
             <w:r/>
@@ -2747,7 +2830,7 @@
         </w:tc>
         <w:tc>
           <w:tcPr>
-            <w:tcW w:type="dxa" w:w="3685"/>
+            <w:tcW w:type="dxa" w:w="3512"/>
           </w:tcPr>
           <w:p>
             <w:r/>
@@ -2762,7 +2845,7 @@
         </w:tc>
         <w:tc>
           <w:tcPr>
-            <w:tcW w:type="dxa" w:w="1701"/>
+            <w:tcW w:type="dxa" w:w="1621"/>
           </w:tcPr>
           <w:p>
             <w:r/>
@@ -2779,7 +2862,7 @@
       <w:tr>
         <w:tc>
           <w:tcPr>
-            <w:tcW w:type="dxa" w:w="1984"/>
+            <w:tcW w:type="dxa" w:w="1891"/>
           </w:tcPr>
           <w:p>
             <w:r/>
@@ -2794,7 +2877,7 @@
         </w:tc>
         <w:tc>
           <w:tcPr>
-            <w:tcW w:type="dxa" w:w="2268"/>
+            <w:tcW w:type="dxa" w:w="2161"/>
           </w:tcPr>
           <w:p>
             <w:r/>
@@ -2809,7 +2892,7 @@
         </w:tc>
         <w:tc>
           <w:tcPr>
-            <w:tcW w:type="dxa" w:w="3685"/>
+            <w:tcW w:type="dxa" w:w="3512"/>
           </w:tcPr>
           <w:p>
             <w:r/>
@@ -2824,7 +2907,7 @@
         </w:tc>
         <w:tc>
           <w:tcPr>
-            <w:tcW w:type="dxa" w:w="1701"/>
+            <w:tcW w:type="dxa" w:w="1621"/>
           </w:tcPr>
           <w:p>
             <w:r/>
@@ -2841,7 +2924,7 @@
       <w:tr>
         <w:tc>
           <w:tcPr>
-            <w:tcW w:type="dxa" w:w="1984"/>
+            <w:tcW w:type="dxa" w:w="1891"/>
           </w:tcPr>
           <w:p>
             <w:r/>
@@ -2856,7 +2939,7 @@
         </w:tc>
         <w:tc>
           <w:tcPr>
-            <w:tcW w:type="dxa" w:w="2268"/>
+            <w:tcW w:type="dxa" w:w="2161"/>
           </w:tcPr>
           <w:p>
             <w:r/>
@@ -2871,7 +2954,7 @@
         </w:tc>
         <w:tc>
           <w:tcPr>
-            <w:tcW w:type="dxa" w:w="3685"/>
+            <w:tcW w:type="dxa" w:w="3512"/>
           </w:tcPr>
           <w:p>
             <w:r/>
@@ -2886,7 +2969,7 @@
         </w:tc>
         <w:tc>
           <w:tcPr>
-            <w:tcW w:type="dxa" w:w="1701"/>
+            <w:tcW w:type="dxa" w:w="1621"/>
           </w:tcPr>
           <w:p>
             <w:r/>
@@ -2903,7 +2986,7 @@
       <w:tr>
         <w:tc>
           <w:tcPr>
-            <w:tcW w:type="dxa" w:w="1984"/>
+            <w:tcW w:type="dxa" w:w="1891"/>
           </w:tcPr>
           <w:p>
             <w:r/>
@@ -2918,7 +3001,7 @@
         </w:tc>
         <w:tc>
           <w:tcPr>
-            <w:tcW w:type="dxa" w:w="2268"/>
+            <w:tcW w:type="dxa" w:w="2161"/>
           </w:tcPr>
           <w:p>
             <w:r/>
@@ -2933,7 +3016,7 @@
         </w:tc>
         <w:tc>
           <w:tcPr>
-            <w:tcW w:type="dxa" w:w="3685"/>
+            <w:tcW w:type="dxa" w:w="3512"/>
           </w:tcPr>
           <w:p>
             <w:r/>
@@ -2948,7 +3031,7 @@
         </w:tc>
         <w:tc>
           <w:tcPr>
-            <w:tcW w:type="dxa" w:w="1701"/>
+            <w:tcW w:type="dxa" w:w="1621"/>
           </w:tcPr>
           <w:p>
             <w:r/>
@@ -3065,6 +3148,9 @@
       </w:r>
     </w:p>
     <w:p>
+      <w:pPr>
+        <w:ind w:firstLineChars="200" w:firstLine="420"/>
+      </w:pPr>
       <w:r>
         <w:rPr>
           <w:b w:val="0"/>
@@ -3182,6 +3268,9 @@
       </w:r>
     </w:p>
     <w:p>
+      <w:pPr>
+        <w:ind w:firstLineChars="200" w:firstLine="420"/>
+      </w:pPr>
       <w:r>
         <w:rPr>
           <w:b w:val="0"/>
@@ -3297,6 +3386,9 @@
       </w:r>
     </w:p>
     <w:p>
+      <w:pPr>
+        <w:ind w:firstLineChars="200" w:firstLine="420"/>
+      </w:pPr>
       <w:r>
         <w:rPr>
           <w:b w:val="0"/>
@@ -3335,8 +3427,9 @@
     <w:tbl>
       <w:tblPr>
         <w:tblStyle w:val="TableGrid"/>
-        <w:tblW w:type="auto" w:w="0"/>
+        <w:tblW w:type="dxa" w:w="9185"/>
         <w:jc w:val="center"/>
+        <w:tblLayout w:type="fixed"/>
         <w:tblLook w:firstColumn="1" w:firstRow="1" w:lastColumn="0" w:lastRow="0" w:noHBand="0" w:noVBand="1" w:val="04A0"/>
       </w:tblPr>
       <w:tblGrid>
@@ -3346,9 +3439,12 @@
         <w:gridCol w:w="2160"/>
       </w:tblGrid>
       <w:tr>
-        <w:tc>
-          <w:tcPr>
-            <w:tcW w:type="dxa" w:w="1701"/>
+        <w:trPr>
+          <w:tblHeader w:val="true"/>
+        </w:trPr>
+        <w:tc>
+          <w:tcPr>
+            <w:tcW w:type="dxa" w:w="1670"/>
             <w:shd w:val="clear" w:fill="D9E2F3"/>
           </w:tcPr>
           <w:p>
@@ -3365,7 +3461,7 @@
         </w:tc>
         <w:tc>
           <w:tcPr>
-            <w:tcW w:type="dxa" w:w="1417"/>
+            <w:tcW w:type="dxa" w:w="1392"/>
             <w:shd w:val="clear" w:fill="D9E2F3"/>
           </w:tcPr>
           <w:p>
@@ -3382,7 +3478,7 @@
         </w:tc>
         <w:tc>
           <w:tcPr>
-            <w:tcW w:type="dxa" w:w="3402"/>
+            <w:tcW w:type="dxa" w:w="3340"/>
             <w:shd w:val="clear" w:fill="D9E2F3"/>
           </w:tcPr>
           <w:p>
@@ -3399,7 +3495,7 @@
         </w:tc>
         <w:tc>
           <w:tcPr>
-            <w:tcW w:type="dxa" w:w="2835"/>
+            <w:tcW w:type="dxa" w:w="2783"/>
             <w:shd w:val="clear" w:fill="D9E2F3"/>
           </w:tcPr>
           <w:p>
@@ -3418,7 +3514,7 @@
       <w:tr>
         <w:tc>
           <w:tcPr>
-            <w:tcW w:type="dxa" w:w="1701"/>
+            <w:tcW w:type="dxa" w:w="1670"/>
           </w:tcPr>
           <w:p>
             <w:r/>
@@ -3433,7 +3529,7 @@
         </w:tc>
         <w:tc>
           <w:tcPr>
-            <w:tcW w:type="dxa" w:w="1417"/>
+            <w:tcW w:type="dxa" w:w="1392"/>
           </w:tcPr>
           <w:p>
             <w:r/>
@@ -3448,7 +3544,7 @@
         </w:tc>
         <w:tc>
           <w:tcPr>
-            <w:tcW w:type="dxa" w:w="3402"/>
+            <w:tcW w:type="dxa" w:w="3340"/>
           </w:tcPr>
           <w:p>
             <w:r/>
@@ -3463,7 +3559,7 @@
         </w:tc>
         <w:tc>
           <w:tcPr>
-            <w:tcW w:type="dxa" w:w="2835"/>
+            <w:tcW w:type="dxa" w:w="2783"/>
           </w:tcPr>
           <w:p>
             <w:r/>
@@ -3480,7 +3576,7 @@
       <w:tr>
         <w:tc>
           <w:tcPr>
-            <w:tcW w:type="dxa" w:w="1701"/>
+            <w:tcW w:type="dxa" w:w="1670"/>
           </w:tcPr>
           <w:p>
             <w:r/>
@@ -3495,7 +3591,7 @@
         </w:tc>
         <w:tc>
           <w:tcPr>
-            <w:tcW w:type="dxa" w:w="1417"/>
+            <w:tcW w:type="dxa" w:w="1392"/>
           </w:tcPr>
           <w:p>
             <w:r/>
@@ -3510,7 +3606,7 @@
         </w:tc>
         <w:tc>
           <w:tcPr>
-            <w:tcW w:type="dxa" w:w="3402"/>
+            <w:tcW w:type="dxa" w:w="3340"/>
           </w:tcPr>
           <w:p>
             <w:r/>
@@ -3525,7 +3621,7 @@
         </w:tc>
         <w:tc>
           <w:tcPr>
-            <w:tcW w:type="dxa" w:w="2835"/>
+            <w:tcW w:type="dxa" w:w="2783"/>
           </w:tcPr>
           <w:p>
             <w:r/>
@@ -3542,7 +3638,7 @@
       <w:tr>
         <w:tc>
           <w:tcPr>
-            <w:tcW w:type="dxa" w:w="1701"/>
+            <w:tcW w:type="dxa" w:w="1670"/>
           </w:tcPr>
           <w:p>
             <w:r/>
@@ -3557,7 +3653,7 @@
         </w:tc>
         <w:tc>
           <w:tcPr>
-            <w:tcW w:type="dxa" w:w="1417"/>
+            <w:tcW w:type="dxa" w:w="1392"/>
           </w:tcPr>
           <w:p>
             <w:r/>
@@ -3572,7 +3668,7 @@
         </w:tc>
         <w:tc>
           <w:tcPr>
-            <w:tcW w:type="dxa" w:w="3402"/>
+            <w:tcW w:type="dxa" w:w="3340"/>
           </w:tcPr>
           <w:p>
             <w:r/>
@@ -3587,7 +3683,7 @@
         </w:tc>
         <w:tc>
           <w:tcPr>
-            <w:tcW w:type="dxa" w:w="2835"/>
+            <w:tcW w:type="dxa" w:w="2783"/>
           </w:tcPr>
           <w:p>
             <w:r/>
@@ -3604,7 +3700,7 @@
       <w:tr>
         <w:tc>
           <w:tcPr>
-            <w:tcW w:type="dxa" w:w="1701"/>
+            <w:tcW w:type="dxa" w:w="1670"/>
           </w:tcPr>
           <w:p>
             <w:r/>
@@ -3619,7 +3715,7 @@
         </w:tc>
         <w:tc>
           <w:tcPr>
-            <w:tcW w:type="dxa" w:w="1417"/>
+            <w:tcW w:type="dxa" w:w="1392"/>
           </w:tcPr>
           <w:p>
             <w:r/>
@@ -3634,7 +3730,7 @@
         </w:tc>
         <w:tc>
           <w:tcPr>
-            <w:tcW w:type="dxa" w:w="3402"/>
+            <w:tcW w:type="dxa" w:w="3340"/>
           </w:tcPr>
           <w:p>
             <w:r/>
@@ -3649,7 +3745,7 @@
         </w:tc>
         <w:tc>
           <w:tcPr>
-            <w:tcW w:type="dxa" w:w="2835"/>
+            <w:tcW w:type="dxa" w:w="2783"/>
           </w:tcPr>
           <w:p>
             <w:r/>
@@ -3666,7 +3762,7 @@
       <w:tr>
         <w:tc>
           <w:tcPr>
-            <w:tcW w:type="dxa" w:w="1701"/>
+            <w:tcW w:type="dxa" w:w="1670"/>
           </w:tcPr>
           <w:p>
             <w:r/>
@@ -3681,7 +3777,7 @@
         </w:tc>
         <w:tc>
           <w:tcPr>
-            <w:tcW w:type="dxa" w:w="1417"/>
+            <w:tcW w:type="dxa" w:w="1392"/>
           </w:tcPr>
           <w:p>
             <w:r/>
@@ -3696,7 +3792,7 @@
         </w:tc>
         <w:tc>
           <w:tcPr>
-            <w:tcW w:type="dxa" w:w="3402"/>
+            <w:tcW w:type="dxa" w:w="3340"/>
           </w:tcPr>
           <w:p>
             <w:r/>
@@ -3711,7 +3807,7 @@
         </w:tc>
         <w:tc>
           <w:tcPr>
-            <w:tcW w:type="dxa" w:w="2835"/>
+            <w:tcW w:type="dxa" w:w="2783"/>
           </w:tcPr>
           <w:p>
             <w:r/>
@@ -3921,8 +4017,9 @@
     <w:tbl>
       <w:tblPr>
         <w:tblStyle w:val="TableGrid"/>
-        <w:tblW w:type="auto" w:w="0"/>
+        <w:tblW w:type="dxa" w:w="9185"/>
         <w:jc w:val="center"/>
+        <w:tblLayout w:type="fixed"/>
         <w:tblLook w:firstColumn="1" w:firstRow="1" w:lastColumn="0" w:lastRow="0" w:noHBand="0" w:noVBand="1" w:val="04A0"/>
       </w:tblPr>
       <w:tblGrid>
@@ -3931,9 +4028,12 @@
         <w:gridCol w:w="2880"/>
       </w:tblGrid>
       <w:tr>
-        <w:tc>
-          <w:tcPr>
-            <w:tcW w:type="dxa" w:w="2268"/>
+        <w:trPr>
+          <w:tblHeader w:val="true"/>
+        </w:trPr>
+        <w:tc>
+          <w:tcPr>
+            <w:tcW w:type="dxa" w:w="2226"/>
             <w:shd w:val="clear" w:fill="D9E2F3"/>
           </w:tcPr>
           <w:p>
@@ -3950,7 +4050,7 @@
         </w:tc>
         <w:tc>
           <w:tcPr>
-            <w:tcW w:type="dxa" w:w="3118"/>
+            <w:tcW w:type="dxa" w:w="3061"/>
             <w:shd w:val="clear" w:fill="D9E2F3"/>
           </w:tcPr>
           <w:p>
@@ -3967,7 +4067,7 @@
         </w:tc>
         <w:tc>
           <w:tcPr>
-            <w:tcW w:type="dxa" w:w="3969"/>
+            <w:tcW w:type="dxa" w:w="3896"/>
             <w:shd w:val="clear" w:fill="D9E2F3"/>
           </w:tcPr>
           <w:p>
@@ -3986,7 +4086,7 @@
       <w:tr>
         <w:tc>
           <w:tcPr>
-            <w:tcW w:type="dxa" w:w="2268"/>
+            <w:tcW w:type="dxa" w:w="2226"/>
           </w:tcPr>
           <w:p>
             <w:r/>
@@ -4001,7 +4101,7 @@
         </w:tc>
         <w:tc>
           <w:tcPr>
-            <w:tcW w:type="dxa" w:w="3118"/>
+            <w:tcW w:type="dxa" w:w="3061"/>
           </w:tcPr>
           <w:p>
             <w:r/>
@@ -4016,7 +4116,7 @@
         </w:tc>
         <w:tc>
           <w:tcPr>
-            <w:tcW w:type="dxa" w:w="3969"/>
+            <w:tcW w:type="dxa" w:w="3896"/>
           </w:tcPr>
           <w:p>
             <w:r/>
@@ -4033,7 +4133,7 @@
       <w:tr>
         <w:tc>
           <w:tcPr>
-            <w:tcW w:type="dxa" w:w="2268"/>
+            <w:tcW w:type="dxa" w:w="2226"/>
           </w:tcPr>
           <w:p>
             <w:r/>
@@ -4048,7 +4148,7 @@
         </w:tc>
         <w:tc>
           <w:tcPr>
-            <w:tcW w:type="dxa" w:w="3118"/>
+            <w:tcW w:type="dxa" w:w="3061"/>
           </w:tcPr>
           <w:p>
             <w:r/>
@@ -4063,7 +4163,7 @@
         </w:tc>
         <w:tc>
           <w:tcPr>
-            <w:tcW w:type="dxa" w:w="3969"/>
+            <w:tcW w:type="dxa" w:w="3896"/>
           </w:tcPr>
           <w:p>
             <w:r/>
@@ -4080,7 +4180,7 @@
       <w:tr>
         <w:tc>
           <w:tcPr>
-            <w:tcW w:type="dxa" w:w="2268"/>
+            <w:tcW w:type="dxa" w:w="2226"/>
           </w:tcPr>
           <w:p>
             <w:r/>
@@ -4095,7 +4195,7 @@
         </w:tc>
         <w:tc>
           <w:tcPr>
-            <w:tcW w:type="dxa" w:w="3118"/>
+            <w:tcW w:type="dxa" w:w="3061"/>
           </w:tcPr>
           <w:p>
             <w:r/>
@@ -4110,7 +4210,7 @@
         </w:tc>
         <w:tc>
           <w:tcPr>
-            <w:tcW w:type="dxa" w:w="3969"/>
+            <w:tcW w:type="dxa" w:w="3896"/>
           </w:tcPr>
           <w:p>
             <w:r/>
@@ -4127,7 +4227,7 @@
       <w:tr>
         <w:tc>
           <w:tcPr>
-            <w:tcW w:type="dxa" w:w="2268"/>
+            <w:tcW w:type="dxa" w:w="2226"/>
           </w:tcPr>
           <w:p>
             <w:r/>
@@ -4142,7 +4242,7 @@
         </w:tc>
         <w:tc>
           <w:tcPr>
-            <w:tcW w:type="dxa" w:w="3118"/>
+            <w:tcW w:type="dxa" w:w="3061"/>
           </w:tcPr>
           <w:p>
             <w:r/>
@@ -4157,7 +4257,7 @@
         </w:tc>
         <w:tc>
           <w:tcPr>
-            <w:tcW w:type="dxa" w:w="3969"/>
+            <w:tcW w:type="dxa" w:w="3896"/>
           </w:tcPr>
           <w:p>
             <w:r/>
@@ -4174,7 +4274,7 @@
       <w:tr>
         <w:tc>
           <w:tcPr>
-            <w:tcW w:type="dxa" w:w="2268"/>
+            <w:tcW w:type="dxa" w:w="2226"/>
           </w:tcPr>
           <w:p>
             <w:r/>
@@ -4189,7 +4289,7 @@
         </w:tc>
         <w:tc>
           <w:tcPr>
-            <w:tcW w:type="dxa" w:w="3118"/>
+            <w:tcW w:type="dxa" w:w="3061"/>
           </w:tcPr>
           <w:p>
             <w:r/>
@@ -4204,7 +4304,7 @@
         </w:tc>
         <w:tc>
           <w:tcPr>
-            <w:tcW w:type="dxa" w:w="3969"/>
+            <w:tcW w:type="dxa" w:w="3896"/>
           </w:tcPr>
           <w:p>
             <w:r/>
@@ -4251,8 +4351,9 @@
     <w:tbl>
       <w:tblPr>
         <w:tblStyle w:val="TableGrid"/>
-        <w:tblW w:type="auto" w:w="0"/>
+        <w:tblW w:type="dxa" w:w="9185"/>
         <w:jc w:val="center"/>
+        <w:tblLayout w:type="fixed"/>
         <w:tblLook w:firstColumn="1" w:firstRow="1" w:lastColumn="0" w:lastRow="0" w:noHBand="0" w:noVBand="1" w:val="04A0"/>
       </w:tblPr>
       <w:tblGrid>
@@ -4261,9 +4362,12 @@
         <w:gridCol w:w="2880"/>
       </w:tblGrid>
       <w:tr>
-        <w:tc>
-          <w:tcPr>
-            <w:tcW w:type="dxa" w:w="1984"/>
+        <w:trPr>
+          <w:tblHeader w:val="true"/>
+        </w:trPr>
+        <w:tc>
+          <w:tcPr>
+            <w:tcW w:type="dxa" w:w="1948"/>
             <w:shd w:val="clear" w:fill="D9E2F3"/>
           </w:tcPr>
           <w:p>
@@ -4280,7 +4384,7 @@
         </w:tc>
         <w:tc>
           <w:tcPr>
-            <w:tcW w:type="dxa" w:w="1134"/>
+            <w:tcW w:type="dxa" w:w="1113"/>
             <w:shd w:val="clear" w:fill="D9E2F3"/>
           </w:tcPr>
           <w:p>
@@ -4297,7 +4401,7 @@
         </w:tc>
         <w:tc>
           <w:tcPr>
-            <w:tcW w:type="dxa" w:w="6236"/>
+            <w:tcW w:type="dxa" w:w="6123"/>
             <w:shd w:val="clear" w:fill="D9E2F3"/>
           </w:tcPr>
           <w:p>
@@ -4316,7 +4420,7 @@
       <w:tr>
         <w:tc>
           <w:tcPr>
-            <w:tcW w:type="dxa" w:w="1984"/>
+            <w:tcW w:type="dxa" w:w="1948"/>
           </w:tcPr>
           <w:p>
             <w:r/>
@@ -4331,7 +4435,7 @@
         </w:tc>
         <w:tc>
           <w:tcPr>
-            <w:tcW w:type="dxa" w:w="1134"/>
+            <w:tcW w:type="dxa" w:w="1113"/>
           </w:tcPr>
           <w:p>
             <w:r/>
@@ -4346,7 +4450,7 @@
         </w:tc>
         <w:tc>
           <w:tcPr>
-            <w:tcW w:type="dxa" w:w="6236"/>
+            <w:tcW w:type="dxa" w:w="6123"/>
           </w:tcPr>
           <w:p>
             <w:r/>
@@ -4363,7 +4467,7 @@
       <w:tr>
         <w:tc>
           <w:tcPr>
-            <w:tcW w:type="dxa" w:w="1984"/>
+            <w:tcW w:type="dxa" w:w="1948"/>
           </w:tcPr>
           <w:p>
             <w:r/>
@@ -4378,7 +4482,7 @@
         </w:tc>
         <w:tc>
           <w:tcPr>
-            <w:tcW w:type="dxa" w:w="1134"/>
+            <w:tcW w:type="dxa" w:w="1113"/>
           </w:tcPr>
           <w:p>
             <w:r/>
@@ -4393,7 +4497,7 @@
         </w:tc>
         <w:tc>
           <w:tcPr>
-            <w:tcW w:type="dxa" w:w="6236"/>
+            <w:tcW w:type="dxa" w:w="6123"/>
           </w:tcPr>
           <w:p>
             <w:r/>
@@ -4410,7 +4514,7 @@
       <w:tr>
         <w:tc>
           <w:tcPr>
-            <w:tcW w:type="dxa" w:w="1984"/>
+            <w:tcW w:type="dxa" w:w="1948"/>
           </w:tcPr>
           <w:p>
             <w:r/>
@@ -4425,7 +4529,7 @@
         </w:tc>
         <w:tc>
           <w:tcPr>
-            <w:tcW w:type="dxa" w:w="1134"/>
+            <w:tcW w:type="dxa" w:w="1113"/>
           </w:tcPr>
           <w:p>
             <w:r/>
@@ -4440,7 +4544,7 @@
         </w:tc>
         <w:tc>
           <w:tcPr>
-            <w:tcW w:type="dxa" w:w="6236"/>
+            <w:tcW w:type="dxa" w:w="6123"/>
           </w:tcPr>
           <w:p>
             <w:r/>
@@ -4457,7 +4561,7 @@
       <w:tr>
         <w:tc>
           <w:tcPr>
-            <w:tcW w:type="dxa" w:w="1984"/>
+            <w:tcW w:type="dxa" w:w="1948"/>
           </w:tcPr>
           <w:p>
             <w:r/>
@@ -4472,7 +4576,7 @@
         </w:tc>
         <w:tc>
           <w:tcPr>
-            <w:tcW w:type="dxa" w:w="1134"/>
+            <w:tcW w:type="dxa" w:w="1113"/>
           </w:tcPr>
           <w:p>
             <w:r/>
@@ -4487,7 +4591,7 @@
         </w:tc>
         <w:tc>
           <w:tcPr>
-            <w:tcW w:type="dxa" w:w="6236"/>
+            <w:tcW w:type="dxa" w:w="6123"/>
           </w:tcPr>
           <w:p>
             <w:r/>
@@ -4578,8 +4682,9 @@
     <w:tbl>
       <w:tblPr>
         <w:tblStyle w:val="TableGrid"/>
-        <w:tblW w:type="auto" w:w="0"/>
+        <w:tblW w:type="dxa" w:w="9185"/>
         <w:jc w:val="center"/>
+        <w:tblLayout w:type="fixed"/>
         <w:tblLook w:firstColumn="1" w:firstRow="1" w:lastColumn="0" w:lastRow="0" w:noHBand="0" w:noVBand="1" w:val="04A0"/>
       </w:tblPr>
       <w:tblGrid>
@@ -4589,9 +4694,12 @@
         <w:gridCol w:w="2160"/>
       </w:tblGrid>
       <w:tr>
-        <w:tc>
-          <w:tcPr>
-            <w:tcW w:type="dxa" w:w="1134"/>
+        <w:trPr>
+          <w:tblHeader w:val="true"/>
+        </w:trPr>
+        <w:tc>
+          <w:tcPr>
+            <w:tcW w:type="dxa" w:w="1080"/>
             <w:shd w:val="clear" w:fill="D9E2F3"/>
           </w:tcPr>
           <w:p>
@@ -4608,7 +4716,7 @@
         </w:tc>
         <w:tc>
           <w:tcPr>
-            <w:tcW w:type="dxa" w:w="4819"/>
+            <w:tcW w:type="dxa" w:w="4592"/>
             <w:shd w:val="clear" w:fill="D9E2F3"/>
           </w:tcPr>
           <w:p>
@@ -4625,7 +4733,7 @@
         </w:tc>
         <w:tc>
           <w:tcPr>
-            <w:tcW w:type="dxa" w:w="2551"/>
+            <w:tcW w:type="dxa" w:w="2431"/>
             <w:shd w:val="clear" w:fill="D9E2F3"/>
           </w:tcPr>
           <w:p>
@@ -4642,7 +4750,7 @@
         </w:tc>
         <w:tc>
           <w:tcPr>
-            <w:tcW w:type="dxa" w:w="1134"/>
+            <w:tcW w:type="dxa" w:w="1080"/>
             <w:shd w:val="clear" w:fill="D9E2F3"/>
           </w:tcPr>
           <w:p>
@@ -4661,7 +4769,7 @@
       <w:tr>
         <w:tc>
           <w:tcPr>
-            <w:tcW w:type="dxa" w:w="1134"/>
+            <w:tcW w:type="dxa" w:w="1080"/>
           </w:tcPr>
           <w:p>
             <w:r/>
@@ -4676,7 +4784,7 @@
         </w:tc>
         <w:tc>
           <w:tcPr>
-            <w:tcW w:type="dxa" w:w="4819"/>
+            <w:tcW w:type="dxa" w:w="4592"/>
           </w:tcPr>
           <w:p>
             <w:r/>
@@ -4691,7 +4799,7 @@
         </w:tc>
         <w:tc>
           <w:tcPr>
-            <w:tcW w:type="dxa" w:w="2551"/>
+            <w:tcW w:type="dxa" w:w="2431"/>
           </w:tcPr>
           <w:p>
             <w:r/>
@@ -4706,7 +4814,7 @@
         </w:tc>
         <w:tc>
           <w:tcPr>
-            <w:tcW w:type="dxa" w:w="1134"/>
+            <w:tcW w:type="dxa" w:w="1080"/>
           </w:tcPr>
           <w:p>
             <w:r/>
@@ -4723,7 +4831,7 @@
       <w:tr>
         <w:tc>
           <w:tcPr>
-            <w:tcW w:type="dxa" w:w="1134"/>
+            <w:tcW w:type="dxa" w:w="1080"/>
           </w:tcPr>
           <w:p>
             <w:r/>
@@ -4738,7 +4846,7 @@
         </w:tc>
         <w:tc>
           <w:tcPr>
-            <w:tcW w:type="dxa" w:w="4819"/>
+            <w:tcW w:type="dxa" w:w="4592"/>
           </w:tcPr>
           <w:p>
             <w:r/>
@@ -4753,7 +4861,7 @@
         </w:tc>
         <w:tc>
           <w:tcPr>
-            <w:tcW w:type="dxa" w:w="2551"/>
+            <w:tcW w:type="dxa" w:w="2431"/>
           </w:tcPr>
           <w:p>
             <w:r/>
@@ -4768,7 +4876,7 @@
         </w:tc>
         <w:tc>
           <w:tcPr>
-            <w:tcW w:type="dxa" w:w="1134"/>
+            <w:tcW w:type="dxa" w:w="1080"/>
           </w:tcPr>
           <w:p>
             <w:r/>
@@ -4785,7 +4893,7 @@
       <w:tr>
         <w:tc>
           <w:tcPr>
-            <w:tcW w:type="dxa" w:w="1134"/>
+            <w:tcW w:type="dxa" w:w="1080"/>
           </w:tcPr>
           <w:p>
             <w:r/>
@@ -4800,7 +4908,7 @@
         </w:tc>
         <w:tc>
           <w:tcPr>
-            <w:tcW w:type="dxa" w:w="4819"/>
+            <w:tcW w:type="dxa" w:w="4592"/>
           </w:tcPr>
           <w:p>
             <w:r/>
@@ -4815,7 +4923,7 @@
         </w:tc>
         <w:tc>
           <w:tcPr>
-            <w:tcW w:type="dxa" w:w="2551"/>
+            <w:tcW w:type="dxa" w:w="2431"/>
           </w:tcPr>
           <w:p>
             <w:r/>
@@ -4830,7 +4938,7 @@
         </w:tc>
         <w:tc>
           <w:tcPr>
-            <w:tcW w:type="dxa" w:w="1134"/>
+            <w:tcW w:type="dxa" w:w="1080"/>
           </w:tcPr>
           <w:p>
             <w:r/>
@@ -4847,7 +4955,7 @@
       <w:tr>
         <w:tc>
           <w:tcPr>
-            <w:tcW w:type="dxa" w:w="1134"/>
+            <w:tcW w:type="dxa" w:w="1080"/>
           </w:tcPr>
           <w:p>
             <w:r/>
@@ -4862,7 +4970,7 @@
         </w:tc>
         <w:tc>
           <w:tcPr>
-            <w:tcW w:type="dxa" w:w="4819"/>
+            <w:tcW w:type="dxa" w:w="4592"/>
           </w:tcPr>
           <w:p>
             <w:r/>
@@ -4877,7 +4985,7 @@
         </w:tc>
         <w:tc>
           <w:tcPr>
-            <w:tcW w:type="dxa" w:w="2551"/>
+            <w:tcW w:type="dxa" w:w="2431"/>
           </w:tcPr>
           <w:p>
             <w:r/>
@@ -4892,7 +5000,7 @@
         </w:tc>
         <w:tc>
           <w:tcPr>
-            <w:tcW w:type="dxa" w:w="1134"/>
+            <w:tcW w:type="dxa" w:w="1080"/>
           </w:tcPr>
           <w:p>
             <w:r/>
@@ -4909,7 +5017,7 @@
       <w:tr>
         <w:tc>
           <w:tcPr>
-            <w:tcW w:type="dxa" w:w="1134"/>
+            <w:tcW w:type="dxa" w:w="1080"/>
           </w:tcPr>
           <w:p>
             <w:r/>
@@ -4924,7 +5032,7 @@
         </w:tc>
         <w:tc>
           <w:tcPr>
-            <w:tcW w:type="dxa" w:w="4819"/>
+            <w:tcW w:type="dxa" w:w="4592"/>
           </w:tcPr>
           <w:p>
             <w:r/>
@@ -4939,7 +5047,7 @@
         </w:tc>
         <w:tc>
           <w:tcPr>
-            <w:tcW w:type="dxa" w:w="2551"/>
+            <w:tcW w:type="dxa" w:w="2431"/>
           </w:tcPr>
           <w:p>
             <w:r/>
@@ -4954,7 +5062,7 @@
         </w:tc>
         <w:tc>
           <w:tcPr>
-            <w:tcW w:type="dxa" w:w="1134"/>
+            <w:tcW w:type="dxa" w:w="1080"/>
           </w:tcPr>
           <w:p>
             <w:r/>
@@ -4971,7 +5079,7 @@
       <w:tr>
         <w:tc>
           <w:tcPr>
-            <w:tcW w:type="dxa" w:w="1134"/>
+            <w:tcW w:type="dxa" w:w="1080"/>
           </w:tcPr>
           <w:p>
             <w:r/>
@@ -4986,7 +5094,7 @@
         </w:tc>
         <w:tc>
           <w:tcPr>
-            <w:tcW w:type="dxa" w:w="4819"/>
+            <w:tcW w:type="dxa" w:w="4592"/>
           </w:tcPr>
           <w:p>
             <w:r/>
@@ -5001,7 +5109,7 @@
         </w:tc>
         <w:tc>
           <w:tcPr>
-            <w:tcW w:type="dxa" w:w="2551"/>
+            <w:tcW w:type="dxa" w:w="2431"/>
           </w:tcPr>
           <w:p>
             <w:r/>
@@ -5016,7 +5124,7 @@
         </w:tc>
         <w:tc>
           <w:tcPr>
-            <w:tcW w:type="dxa" w:w="1134"/>
+            <w:tcW w:type="dxa" w:w="1080"/>
           </w:tcPr>
           <w:p>
             <w:r/>
@@ -5190,8 +5298,9 @@
     <w:tbl>
       <w:tblPr>
         <w:tblStyle w:val="TableGrid"/>
-        <w:tblW w:type="auto" w:w="0"/>
+        <w:tblW w:type="dxa" w:w="9185"/>
         <w:jc w:val="center"/>
+        <w:tblLayout w:type="fixed"/>
         <w:tblLook w:firstColumn="1" w:firstRow="1" w:lastColumn="0" w:lastRow="0" w:noHBand="0" w:noVBand="1" w:val="04A0"/>
       </w:tblPr>
       <w:tblGrid>
@@ -5200,9 +5309,12 @@
         <w:gridCol w:w="2880"/>
       </w:tblGrid>
       <w:tr>
-        <w:tc>
-          <w:tcPr>
-            <w:tcW w:type="dxa" w:w="1701"/>
+        <w:trPr>
+          <w:tblHeader w:val="true"/>
+        </w:trPr>
+        <w:tc>
+          <w:tcPr>
+            <w:tcW w:type="dxa" w:w="1670"/>
             <w:shd w:val="clear" w:fill="D9E2F3"/>
           </w:tcPr>
           <w:p>
@@ -5219,7 +5331,7 @@
         </w:tc>
         <w:tc>
           <w:tcPr>
-            <w:tcW w:type="dxa" w:w="2268"/>
+            <w:tcW w:type="dxa" w:w="2226"/>
             <w:shd w:val="clear" w:fill="D9E2F3"/>
           </w:tcPr>
           <w:p>
@@ -5236,7 +5348,7 @@
         </w:tc>
         <w:tc>
           <w:tcPr>
-            <w:tcW w:type="dxa" w:w="5386"/>
+            <w:tcW w:type="dxa" w:w="5288"/>
             <w:shd w:val="clear" w:fill="D9E2F3"/>
           </w:tcPr>
           <w:p>
@@ -5255,7 +5367,7 @@
       <w:tr>
         <w:tc>
           <w:tcPr>
-            <w:tcW w:type="dxa" w:w="1701"/>
+            <w:tcW w:type="dxa" w:w="1670"/>
           </w:tcPr>
           <w:p>
             <w:r/>
@@ -5270,7 +5382,7 @@
         </w:tc>
         <w:tc>
           <w:tcPr>
-            <w:tcW w:type="dxa" w:w="2268"/>
+            <w:tcW w:type="dxa" w:w="2226"/>
           </w:tcPr>
           <w:p>
             <w:r/>
@@ -5285,7 +5397,7 @@
         </w:tc>
         <w:tc>
           <w:tcPr>
-            <w:tcW w:type="dxa" w:w="5386"/>
+            <w:tcW w:type="dxa" w:w="5288"/>
           </w:tcPr>
           <w:p>
             <w:r/>
@@ -5302,7 +5414,7 @@
       <w:tr>
         <w:tc>
           <w:tcPr>
-            <w:tcW w:type="dxa" w:w="1701"/>
+            <w:tcW w:type="dxa" w:w="1670"/>
           </w:tcPr>
           <w:p>
             <w:r/>
@@ -5317,7 +5429,7 @@
         </w:tc>
         <w:tc>
           <w:tcPr>
-            <w:tcW w:type="dxa" w:w="2268"/>
+            <w:tcW w:type="dxa" w:w="2226"/>
           </w:tcPr>
           <w:p>
             <w:r/>
@@ -5332,7 +5444,7 @@
         </w:tc>
         <w:tc>
           <w:tcPr>
-            <w:tcW w:type="dxa" w:w="5386"/>
+            <w:tcW w:type="dxa" w:w="5288"/>
           </w:tcPr>
           <w:p>
             <w:r/>
@@ -5349,7 +5461,7 @@
       <w:tr>
         <w:tc>
           <w:tcPr>
-            <w:tcW w:type="dxa" w:w="1701"/>
+            <w:tcW w:type="dxa" w:w="1670"/>
           </w:tcPr>
           <w:p>
             <w:r/>
@@ -5364,7 +5476,7 @@
         </w:tc>
         <w:tc>
           <w:tcPr>
-            <w:tcW w:type="dxa" w:w="2268"/>
+            <w:tcW w:type="dxa" w:w="2226"/>
           </w:tcPr>
           <w:p>
             <w:r/>
@@ -5379,7 +5491,7 @@
         </w:tc>
         <w:tc>
           <w:tcPr>
-            <w:tcW w:type="dxa" w:w="5386"/>
+            <w:tcW w:type="dxa" w:w="5288"/>
           </w:tcPr>
           <w:p>
             <w:r/>
@@ -5581,8 +5693,9 @@
     <w:tbl>
       <w:tblPr>
         <w:tblStyle w:val="TableGrid"/>
-        <w:tblW w:type="auto" w:w="0"/>
+        <w:tblW w:type="dxa" w:w="9185"/>
         <w:jc w:val="center"/>
+        <w:tblLayout w:type="fixed"/>
         <w:tblLook w:firstColumn="1" w:firstRow="1" w:lastColumn="0" w:lastRow="0" w:noHBand="0" w:noVBand="1" w:val="04A0"/>
       </w:tblPr>
       <w:tblGrid>
@@ -5592,9 +5705,12 @@
         <w:gridCol w:w="2160"/>
       </w:tblGrid>
       <w:tr>
-        <w:tc>
-          <w:tcPr>
-            <w:tcW w:type="dxa" w:w="1701"/>
+        <w:trPr>
+          <w:tblHeader w:val="true"/>
+        </w:trPr>
+        <w:tc>
+          <w:tcPr>
+            <w:tcW w:type="dxa" w:w="1621"/>
             <w:shd w:val="clear" w:fill="D9E2F3"/>
           </w:tcPr>
           <w:p>
@@ -5611,7 +5727,7 @@
         </w:tc>
         <w:tc>
           <w:tcPr>
-            <w:tcW w:type="dxa" w:w="3118"/>
+            <w:tcW w:type="dxa" w:w="2971"/>
             <w:shd w:val="clear" w:fill="D9E2F3"/>
           </w:tcPr>
           <w:p>
@@ -5628,7 +5744,7 @@
         </w:tc>
         <w:tc>
           <w:tcPr>
-            <w:tcW w:type="dxa" w:w="3685"/>
+            <w:tcW w:type="dxa" w:w="3512"/>
             <w:shd w:val="clear" w:fill="D9E2F3"/>
           </w:tcPr>
           <w:p>
@@ -5645,7 +5761,7 @@
         </w:tc>
         <w:tc>
           <w:tcPr>
-            <w:tcW w:type="dxa" w:w="1134"/>
+            <w:tcW w:type="dxa" w:w="1080"/>
             <w:shd w:val="clear" w:fill="D9E2F3"/>
           </w:tcPr>
           <w:p>
@@ -5664,7 +5780,7 @@
       <w:tr>
         <w:tc>
           <w:tcPr>
-            <w:tcW w:type="dxa" w:w="1701"/>
+            <w:tcW w:type="dxa" w:w="1621"/>
           </w:tcPr>
           <w:p>
             <w:r/>
@@ -5679,7 +5795,7 @@
         </w:tc>
         <w:tc>
           <w:tcPr>
-            <w:tcW w:type="dxa" w:w="3118"/>
+            <w:tcW w:type="dxa" w:w="2971"/>
           </w:tcPr>
           <w:p>
             <w:r/>
@@ -5694,7 +5810,7 @@
         </w:tc>
         <w:tc>
           <w:tcPr>
-            <w:tcW w:type="dxa" w:w="3685"/>
+            <w:tcW w:type="dxa" w:w="3512"/>
           </w:tcPr>
           <w:p>
             <w:r/>
@@ -5709,7 +5825,7 @@
         </w:tc>
         <w:tc>
           <w:tcPr>
-            <w:tcW w:type="dxa" w:w="1134"/>
+            <w:tcW w:type="dxa" w:w="1080"/>
           </w:tcPr>
           <w:p>
             <w:r/>
@@ -5726,7 +5842,7 @@
       <w:tr>
         <w:tc>
           <w:tcPr>
-            <w:tcW w:type="dxa" w:w="1701"/>
+            <w:tcW w:type="dxa" w:w="1621"/>
           </w:tcPr>
           <w:p>
             <w:r/>
@@ -5741,7 +5857,7 @@
         </w:tc>
         <w:tc>
           <w:tcPr>
-            <w:tcW w:type="dxa" w:w="3118"/>
+            <w:tcW w:type="dxa" w:w="2971"/>
           </w:tcPr>
           <w:p>
             <w:r/>
@@ -5756,7 +5872,7 @@
         </w:tc>
         <w:tc>
           <w:tcPr>
-            <w:tcW w:type="dxa" w:w="3685"/>
+            <w:tcW w:type="dxa" w:w="3512"/>
           </w:tcPr>
           <w:p>
             <w:r/>
@@ -5771,7 +5887,7 @@
         </w:tc>
         <w:tc>
           <w:tcPr>
-            <w:tcW w:type="dxa" w:w="1134"/>
+            <w:tcW w:type="dxa" w:w="1080"/>
           </w:tcPr>
           <w:p>
             <w:r/>
@@ -5788,7 +5904,7 @@
       <w:tr>
         <w:tc>
           <w:tcPr>
-            <w:tcW w:type="dxa" w:w="1701"/>
+            <w:tcW w:type="dxa" w:w="1621"/>
           </w:tcPr>
           <w:p>
             <w:r/>
@@ -5803,7 +5919,7 @@
         </w:tc>
         <w:tc>
           <w:tcPr>
-            <w:tcW w:type="dxa" w:w="3118"/>
+            <w:tcW w:type="dxa" w:w="2971"/>
           </w:tcPr>
           <w:p>
             <w:r/>
@@ -5818,7 +5934,7 @@
         </w:tc>
         <w:tc>
           <w:tcPr>
-            <w:tcW w:type="dxa" w:w="3685"/>
+            <w:tcW w:type="dxa" w:w="3512"/>
           </w:tcPr>
           <w:p>
             <w:r/>
@@ -5833,7 +5949,7 @@
         </w:tc>
         <w:tc>
           <w:tcPr>
-            <w:tcW w:type="dxa" w:w="1134"/>
+            <w:tcW w:type="dxa" w:w="1080"/>
           </w:tcPr>
           <w:p>
             <w:r/>
@@ -5850,7 +5966,7 @@
       <w:tr>
         <w:tc>
           <w:tcPr>
-            <w:tcW w:type="dxa" w:w="1701"/>
+            <w:tcW w:type="dxa" w:w="1621"/>
           </w:tcPr>
           <w:p>
             <w:r/>
@@ -5865,7 +5981,7 @@
         </w:tc>
         <w:tc>
           <w:tcPr>
-            <w:tcW w:type="dxa" w:w="3118"/>
+            <w:tcW w:type="dxa" w:w="2971"/>
           </w:tcPr>
           <w:p>
             <w:r/>
@@ -5880,7 +5996,7 @@
         </w:tc>
         <w:tc>
           <w:tcPr>
-            <w:tcW w:type="dxa" w:w="3685"/>
+            <w:tcW w:type="dxa" w:w="3512"/>
           </w:tcPr>
           <w:p>
             <w:r/>
@@ -5895,7 +6011,7 @@
         </w:tc>
         <w:tc>
           <w:tcPr>
-            <w:tcW w:type="dxa" w:w="1134"/>
+            <w:tcW w:type="dxa" w:w="1080"/>
           </w:tcPr>
           <w:p>
             <w:r/>
@@ -5912,7 +6028,7 @@
       <w:tr>
         <w:tc>
           <w:tcPr>
-            <w:tcW w:type="dxa" w:w="1701"/>
+            <w:tcW w:type="dxa" w:w="1621"/>
           </w:tcPr>
           <w:p>
             <w:r/>
@@ -5927,7 +6043,7 @@
         </w:tc>
         <w:tc>
           <w:tcPr>
-            <w:tcW w:type="dxa" w:w="3118"/>
+            <w:tcW w:type="dxa" w:w="2971"/>
           </w:tcPr>
           <w:p>
             <w:r/>
@@ -5942,7 +6058,7 @@
         </w:tc>
         <w:tc>
           <w:tcPr>
-            <w:tcW w:type="dxa" w:w="3685"/>
+            <w:tcW w:type="dxa" w:w="3512"/>
           </w:tcPr>
           <w:p>
             <w:r/>
@@ -5957,7 +6073,7 @@
         </w:tc>
         <w:tc>
           <w:tcPr>
-            <w:tcW w:type="dxa" w:w="1134"/>
+            <w:tcW w:type="dxa" w:w="1080"/>
           </w:tcPr>
           <w:p>
             <w:r/>
@@ -6005,8 +6121,9 @@
     <w:tbl>
       <w:tblPr>
         <w:tblStyle w:val="TableGrid"/>
-        <w:tblW w:type="auto" w:w="0"/>
+        <w:tblW w:type="dxa" w:w="9185"/>
         <w:jc w:val="center"/>
+        <w:tblLayout w:type="fixed"/>
         <w:tblLook w:firstColumn="1" w:firstRow="1" w:lastColumn="0" w:lastRow="0" w:noHBand="0" w:noVBand="1" w:val="04A0"/>
       </w:tblPr>
       <w:tblGrid>
@@ -6016,9 +6133,12 @@
         <w:gridCol w:w="2160"/>
       </w:tblGrid>
       <w:tr>
-        <w:tc>
-          <w:tcPr>
-            <w:tcW w:type="dxa" w:w="1984"/>
+        <w:trPr>
+          <w:tblHeader w:val="true"/>
+        </w:trPr>
+        <w:tc>
+          <w:tcPr>
+            <w:tcW w:type="dxa" w:w="1948"/>
             <w:shd w:val="clear" w:fill="D9E2F3"/>
           </w:tcPr>
           <w:p>
@@ -6035,7 +6155,7 @@
         </w:tc>
         <w:tc>
           <w:tcPr>
-            <w:tcW w:type="dxa" w:w="3969"/>
+            <w:tcW w:type="dxa" w:w="3896"/>
             <w:shd w:val="clear" w:fill="D9E2F3"/>
           </w:tcPr>
           <w:p>
@@ -6052,7 +6172,7 @@
         </w:tc>
         <w:tc>
           <w:tcPr>
-            <w:tcW w:type="dxa" w:w="1417"/>
+            <w:tcW w:type="dxa" w:w="1392"/>
             <w:shd w:val="clear" w:fill="D9E2F3"/>
           </w:tcPr>
           <w:p>
@@ -6069,7 +6189,7 @@
         </w:tc>
         <w:tc>
           <w:tcPr>
-            <w:tcW w:type="dxa" w:w="1984"/>
+            <w:tcW w:type="dxa" w:w="1948"/>
             <w:shd w:val="clear" w:fill="D9E2F3"/>
           </w:tcPr>
           <w:p>
@@ -6088,7 +6208,7 @@
       <w:tr>
         <w:tc>
           <w:tcPr>
-            <w:tcW w:type="dxa" w:w="1984"/>
+            <w:tcW w:type="dxa" w:w="1948"/>
           </w:tcPr>
           <w:p>
             <w:r/>
@@ -6103,7 +6223,7 @@
         </w:tc>
         <w:tc>
           <w:tcPr>
-            <w:tcW w:type="dxa" w:w="3969"/>
+            <w:tcW w:type="dxa" w:w="3896"/>
           </w:tcPr>
           <w:p>
             <w:r/>
@@ -6118,7 +6238,7 @@
         </w:tc>
         <w:tc>
           <w:tcPr>
-            <w:tcW w:type="dxa" w:w="1417"/>
+            <w:tcW w:type="dxa" w:w="1392"/>
           </w:tcPr>
           <w:p>
             <w:r/>
@@ -6133,7 +6253,7 @@
         </w:tc>
         <w:tc>
           <w:tcPr>
-            <w:tcW w:type="dxa" w:w="1984"/>
+            <w:tcW w:type="dxa" w:w="1948"/>
           </w:tcPr>
           <w:p>
             <w:r/>
@@ -6150,7 +6270,7 @@
       <w:tr>
         <w:tc>
           <w:tcPr>
-            <w:tcW w:type="dxa" w:w="1984"/>
+            <w:tcW w:type="dxa" w:w="1948"/>
           </w:tcPr>
           <w:p>
             <w:r/>
@@ -6165,7 +6285,7 @@
         </w:tc>
         <w:tc>
           <w:tcPr>
-            <w:tcW w:type="dxa" w:w="3969"/>
+            <w:tcW w:type="dxa" w:w="3896"/>
           </w:tcPr>
           <w:p>
             <w:r/>
@@ -6180,7 +6300,7 @@
         </w:tc>
         <w:tc>
           <w:tcPr>
-            <w:tcW w:type="dxa" w:w="1417"/>
+            <w:tcW w:type="dxa" w:w="1392"/>
           </w:tcPr>
           <w:p>
             <w:r/>
@@ -6195,7 +6315,7 @@
         </w:tc>
         <w:tc>
           <w:tcPr>
-            <w:tcW w:type="dxa" w:w="1984"/>
+            <w:tcW w:type="dxa" w:w="1948"/>
           </w:tcPr>
           <w:p>
             <w:r/>
@@ -6212,7 +6332,7 @@
       <w:tr>
         <w:tc>
           <w:tcPr>
-            <w:tcW w:type="dxa" w:w="1984"/>
+            <w:tcW w:type="dxa" w:w="1948"/>
           </w:tcPr>
           <w:p>
             <w:r/>
@@ -6227,7 +6347,7 @@
         </w:tc>
         <w:tc>
           <w:tcPr>
-            <w:tcW w:type="dxa" w:w="3969"/>
+            <w:tcW w:type="dxa" w:w="3896"/>
           </w:tcPr>
           <w:p>
             <w:r/>
@@ -6242,7 +6362,7 @@
         </w:tc>
         <w:tc>
           <w:tcPr>
-            <w:tcW w:type="dxa" w:w="1417"/>
+            <w:tcW w:type="dxa" w:w="1392"/>
           </w:tcPr>
           <w:p>
             <w:r/>
@@ -6257,7 +6377,7 @@
         </w:tc>
         <w:tc>
           <w:tcPr>
-            <w:tcW w:type="dxa" w:w="1984"/>
+            <w:tcW w:type="dxa" w:w="1948"/>
           </w:tcPr>
           <w:p>
             <w:r/>
@@ -6449,8 +6569,9 @@
     <w:tbl>
       <w:tblPr>
         <w:tblStyle w:val="TableGrid"/>
-        <w:tblW w:type="auto" w:w="0"/>
+        <w:tblW w:type="dxa" w:w="9185"/>
         <w:jc w:val="center"/>
+        <w:tblLayout w:type="fixed"/>
         <w:tblLook w:firstColumn="1" w:firstRow="1" w:lastColumn="0" w:lastRow="0" w:noHBand="0" w:noVBand="1" w:val="04A0"/>
       </w:tblPr>
       <w:tblGrid>
@@ -6459,9 +6580,12 @@
         <w:gridCol w:w="2880"/>
       </w:tblGrid>
       <w:tr>
-        <w:tc>
-          <w:tcPr>
-            <w:tcW w:type="dxa" w:w="2268"/>
+        <w:trPr>
+          <w:tblHeader w:val="true"/>
+        </w:trPr>
+        <w:tc>
+          <w:tcPr>
+            <w:tcW w:type="dxa" w:w="2226"/>
             <w:shd w:val="clear" w:fill="D9E2F3"/>
           </w:tcPr>
           <w:p>
@@ -6478,7 +6602,7 @@
         </w:tc>
         <w:tc>
           <w:tcPr>
-            <w:tcW w:type="dxa" w:w="2268"/>
+            <w:tcW w:type="dxa" w:w="2226"/>
             <w:shd w:val="clear" w:fill="D9E2F3"/>
           </w:tcPr>
           <w:p>
@@ -6495,7 +6619,7 @@
         </w:tc>
         <w:tc>
           <w:tcPr>
-            <w:tcW w:type="dxa" w:w="4819"/>
+            <w:tcW w:type="dxa" w:w="4731"/>
             <w:shd w:val="clear" w:fill="D9E2F3"/>
           </w:tcPr>
           <w:p>
@@ -6514,7 +6638,7 @@
       <w:tr>
         <w:tc>
           <w:tcPr>
-            <w:tcW w:type="dxa" w:w="2268"/>
+            <w:tcW w:type="dxa" w:w="2226"/>
           </w:tcPr>
           <w:p>
             <w:r/>
@@ -6529,7 +6653,7 @@
         </w:tc>
         <w:tc>
           <w:tcPr>
-            <w:tcW w:type="dxa" w:w="2268"/>
+            <w:tcW w:type="dxa" w:w="2226"/>
           </w:tcPr>
           <w:p>
             <w:r/>
@@ -6544,7 +6668,7 @@
         </w:tc>
         <w:tc>
           <w:tcPr>
-            <w:tcW w:type="dxa" w:w="4819"/>
+            <w:tcW w:type="dxa" w:w="4731"/>
           </w:tcPr>
           <w:p>
             <w:r/>
@@ -6561,7 +6685,7 @@
       <w:tr>
         <w:tc>
           <w:tcPr>
-            <w:tcW w:type="dxa" w:w="2268"/>
+            <w:tcW w:type="dxa" w:w="2226"/>
           </w:tcPr>
           <w:p>
             <w:r/>
@@ -6576,7 +6700,7 @@
         </w:tc>
         <w:tc>
           <w:tcPr>
-            <w:tcW w:type="dxa" w:w="2268"/>
+            <w:tcW w:type="dxa" w:w="2226"/>
           </w:tcPr>
           <w:p>
             <w:r/>
@@ -6591,7 +6715,7 @@
         </w:tc>
         <w:tc>
           <w:tcPr>
-            <w:tcW w:type="dxa" w:w="4819"/>
+            <w:tcW w:type="dxa" w:w="4731"/>
           </w:tcPr>
           <w:p>
             <w:r/>
@@ -6608,7 +6732,7 @@
       <w:tr>
         <w:tc>
           <w:tcPr>
-            <w:tcW w:type="dxa" w:w="2268"/>
+            <w:tcW w:type="dxa" w:w="2226"/>
           </w:tcPr>
           <w:p>
             <w:r/>
@@ -6623,7 +6747,7 @@
         </w:tc>
         <w:tc>
           <w:tcPr>
-            <w:tcW w:type="dxa" w:w="2268"/>
+            <w:tcW w:type="dxa" w:w="2226"/>
           </w:tcPr>
           <w:p>
             <w:r/>
@@ -6638,7 +6762,7 @@
         </w:tc>
         <w:tc>
           <w:tcPr>
-            <w:tcW w:type="dxa" w:w="4819"/>
+            <w:tcW w:type="dxa" w:w="4731"/>
           </w:tcPr>
           <w:p>
             <w:r/>
@@ -6655,7 +6779,7 @@
       <w:tr>
         <w:tc>
           <w:tcPr>
-            <w:tcW w:type="dxa" w:w="2268"/>
+            <w:tcW w:type="dxa" w:w="2226"/>
           </w:tcPr>
           <w:p>
             <w:r/>
@@ -6670,7 +6794,7 @@
         </w:tc>
         <w:tc>
           <w:tcPr>
-            <w:tcW w:type="dxa" w:w="2268"/>
+            <w:tcW w:type="dxa" w:w="2226"/>
           </w:tcPr>
           <w:p>
             <w:r/>
@@ -6685,7 +6809,7 @@
         </w:tc>
         <w:tc>
           <w:tcPr>
-            <w:tcW w:type="dxa" w:w="4819"/>
+            <w:tcW w:type="dxa" w:w="4731"/>
           </w:tcPr>
           <w:p>
             <w:r/>
@@ -6702,7 +6826,7 @@
       <w:tr>
         <w:tc>
           <w:tcPr>
-            <w:tcW w:type="dxa" w:w="2268"/>
+            <w:tcW w:type="dxa" w:w="2226"/>
           </w:tcPr>
           <w:p>
             <w:r/>
@@ -6717,7 +6841,7 @@
         </w:tc>
         <w:tc>
           <w:tcPr>
-            <w:tcW w:type="dxa" w:w="2268"/>
+            <w:tcW w:type="dxa" w:w="2226"/>
           </w:tcPr>
           <w:p>
             <w:r/>
@@ -6732,7 +6856,7 @@
         </w:tc>
         <w:tc>
           <w:tcPr>
-            <w:tcW w:type="dxa" w:w="4819"/>
+            <w:tcW w:type="dxa" w:w="4731"/>
           </w:tcPr>
           <w:p>
             <w:r/>
@@ -7016,8 +7140,9 @@
     <w:tbl>
       <w:tblPr>
         <w:tblStyle w:val="TableGrid"/>
-        <w:tblW w:type="auto" w:w="0"/>
+        <w:tblW w:type="dxa" w:w="9185"/>
         <w:jc w:val="center"/>
+        <w:tblLayout w:type="fixed"/>
         <w:tblLook w:firstColumn="1" w:firstRow="1" w:lastColumn="0" w:lastRow="0" w:noHBand="0" w:noVBand="1" w:val="04A0"/>
       </w:tblPr>
       <w:tblGrid>
@@ -7025,9 +7150,12 @@
         <w:gridCol w:w="4320"/>
       </w:tblGrid>
       <w:tr>
-        <w:tc>
-          <w:tcPr>
-            <w:tcW w:type="dxa" w:w="3969"/>
+        <w:trPr>
+          <w:tblHeader w:val="true"/>
+        </w:trPr>
+        <w:tc>
+          <w:tcPr>
+            <w:tcW w:type="dxa" w:w="3896"/>
             <w:shd w:val="clear" w:fill="D9E2F3"/>
           </w:tcPr>
           <w:p>
@@ -7044,7 +7172,7 @@
         </w:tc>
         <w:tc>
           <w:tcPr>
-            <w:tcW w:type="dxa" w:w="5386"/>
+            <w:tcW w:type="dxa" w:w="5288"/>
             <w:shd w:val="clear" w:fill="D9E2F3"/>
           </w:tcPr>
           <w:p>
@@ -7063,7 +7191,7 @@
       <w:tr>
         <w:tc>
           <w:tcPr>
-            <w:tcW w:type="dxa" w:w="3969"/>
+            <w:tcW w:type="dxa" w:w="3896"/>
           </w:tcPr>
           <w:p>
             <w:r/>
@@ -7078,7 +7206,7 @@
         </w:tc>
         <w:tc>
           <w:tcPr>
-            <w:tcW w:type="dxa" w:w="5386"/>
+            <w:tcW w:type="dxa" w:w="5288"/>
           </w:tcPr>
           <w:p>
             <w:r/>
@@ -7095,7 +7223,7 @@
       <w:tr>
         <w:tc>
           <w:tcPr>
-            <w:tcW w:type="dxa" w:w="3969"/>
+            <w:tcW w:type="dxa" w:w="3896"/>
           </w:tcPr>
           <w:p>
             <w:r/>
@@ -7110,7 +7238,7 @@
         </w:tc>
         <w:tc>
           <w:tcPr>
-            <w:tcW w:type="dxa" w:w="5386"/>
+            <w:tcW w:type="dxa" w:w="5288"/>
           </w:tcPr>
           <w:p>
             <w:r/>
@@ -7127,7 +7255,7 @@
       <w:tr>
         <w:tc>
           <w:tcPr>
-            <w:tcW w:type="dxa" w:w="3969"/>
+            <w:tcW w:type="dxa" w:w="3896"/>
           </w:tcPr>
           <w:p>
             <w:r/>
@@ -7142,7 +7270,7 @@
         </w:tc>
         <w:tc>
           <w:tcPr>
-            <w:tcW w:type="dxa" w:w="5386"/>
+            <w:tcW w:type="dxa" w:w="5288"/>
           </w:tcPr>
           <w:p>
             <w:r/>
@@ -7159,7 +7287,7 @@
       <w:tr>
         <w:tc>
           <w:tcPr>
-            <w:tcW w:type="dxa" w:w="3969"/>
+            <w:tcW w:type="dxa" w:w="3896"/>
           </w:tcPr>
           <w:p>
             <w:r/>
@@ -7174,7 +7302,7 @@
         </w:tc>
         <w:tc>
           <w:tcPr>
-            <w:tcW w:type="dxa" w:w="5386"/>
+            <w:tcW w:type="dxa" w:w="5288"/>
           </w:tcPr>
           <w:p>
             <w:r/>
@@ -7191,7 +7319,7 @@
       <w:tr>
         <w:tc>
           <w:tcPr>
-            <w:tcW w:type="dxa" w:w="3969"/>
+            <w:tcW w:type="dxa" w:w="3896"/>
           </w:tcPr>
           <w:p>
             <w:r/>
@@ -7206,7 +7334,7 @@
         </w:tc>
         <w:tc>
           <w:tcPr>
-            <w:tcW w:type="dxa" w:w="5386"/>
+            <w:tcW w:type="dxa" w:w="5288"/>
           </w:tcPr>
           <w:p>
             <w:r/>
@@ -7223,7 +7351,7 @@
       <w:tr>
         <w:tc>
           <w:tcPr>
-            <w:tcW w:type="dxa" w:w="3969"/>
+            <w:tcW w:type="dxa" w:w="3896"/>
           </w:tcPr>
           <w:p>
             <w:r/>
@@ -7238,7 +7366,7 @@
         </w:tc>
         <w:tc>
           <w:tcPr>
-            <w:tcW w:type="dxa" w:w="5386"/>
+            <w:tcW w:type="dxa" w:w="5288"/>
           </w:tcPr>
           <w:p>
             <w:r/>
@@ -7255,7 +7383,7 @@
       <w:tr>
         <w:tc>
           <w:tcPr>
-            <w:tcW w:type="dxa" w:w="3969"/>
+            <w:tcW w:type="dxa" w:w="3896"/>
           </w:tcPr>
           <w:p>
             <w:r/>
@@ -7270,7 +7398,7 @@
         </w:tc>
         <w:tc>
           <w:tcPr>
-            <w:tcW w:type="dxa" w:w="5386"/>
+            <w:tcW w:type="dxa" w:w="5288"/>
           </w:tcPr>
           <w:p>
             <w:r/>
@@ -7287,7 +7415,7 @@
       <w:tr>
         <w:tc>
           <w:tcPr>
-            <w:tcW w:type="dxa" w:w="3969"/>
+            <w:tcW w:type="dxa" w:w="3896"/>
           </w:tcPr>
           <w:p>
             <w:r/>
@@ -7302,7 +7430,7 @@
         </w:tc>
         <w:tc>
           <w:tcPr>
-            <w:tcW w:type="dxa" w:w="5386"/>
+            <w:tcW w:type="dxa" w:w="5288"/>
           </w:tcPr>
           <w:p>
             <w:r/>
@@ -7337,8 +7465,9 @@
     <w:tbl>
       <w:tblPr>
         <w:tblStyle w:val="TableGrid"/>
-        <w:tblW w:type="auto" w:w="0"/>
+        <w:tblW w:type="dxa" w:w="9185"/>
         <w:jc w:val="center"/>
+        <w:tblLayout w:type="fixed"/>
         <w:tblLook w:firstColumn="1" w:firstRow="1" w:lastColumn="0" w:lastRow="0" w:noHBand="0" w:noVBand="1" w:val="04A0"/>
       </w:tblPr>
       <w:tblGrid>
@@ -7347,9 +7476,12 @@
         <w:gridCol w:w="2880"/>
       </w:tblGrid>
       <w:tr>
-        <w:tc>
-          <w:tcPr>
-            <w:tcW w:type="dxa" w:w="2835"/>
+        <w:trPr>
+          <w:tblHeader w:val="true"/>
+        </w:trPr>
+        <w:tc>
+          <w:tcPr>
+            <w:tcW w:type="dxa" w:w="2783"/>
             <w:shd w:val="clear" w:fill="D9E2F3"/>
           </w:tcPr>
           <w:p>
@@ -7366,7 +7498,7 @@
         </w:tc>
         <w:tc>
           <w:tcPr>
-            <w:tcW w:type="dxa" w:w="4819"/>
+            <w:tcW w:type="dxa" w:w="4731"/>
             <w:shd w:val="clear" w:fill="D9E2F3"/>
           </w:tcPr>
           <w:p>
@@ -7383,7 +7515,7 @@
         </w:tc>
         <w:tc>
           <w:tcPr>
-            <w:tcW w:type="dxa" w:w="1701"/>
+            <w:tcW w:type="dxa" w:w="1670"/>
             <w:shd w:val="clear" w:fill="D9E2F3"/>
           </w:tcPr>
           <w:p>
@@ -7402,7 +7534,7 @@
       <w:tr>
         <w:tc>
           <w:tcPr>
-            <w:tcW w:type="dxa" w:w="2835"/>
+            <w:tcW w:type="dxa" w:w="2783"/>
           </w:tcPr>
           <w:p>
             <w:r/>
@@ -7417,7 +7549,7 @@
         </w:tc>
         <w:tc>
           <w:tcPr>
-            <w:tcW w:type="dxa" w:w="4819"/>
+            <w:tcW w:type="dxa" w:w="4731"/>
           </w:tcPr>
           <w:p>
             <w:r/>
@@ -7432,7 +7564,7 @@
         </w:tc>
         <w:tc>
           <w:tcPr>
-            <w:tcW w:type="dxa" w:w="1701"/>
+            <w:tcW w:type="dxa" w:w="1670"/>
           </w:tcPr>
           <w:p>
             <w:r/>
@@ -7449,7 +7581,7 @@
       <w:tr>
         <w:tc>
           <w:tcPr>
-            <w:tcW w:type="dxa" w:w="2835"/>
+            <w:tcW w:type="dxa" w:w="2783"/>
           </w:tcPr>
           <w:p>
             <w:r/>
@@ -7464,7 +7596,7 @@
         </w:tc>
         <w:tc>
           <w:tcPr>
-            <w:tcW w:type="dxa" w:w="4819"/>
+            <w:tcW w:type="dxa" w:w="4731"/>
           </w:tcPr>
           <w:p>
             <w:r/>
@@ -7479,7 +7611,7 @@
         </w:tc>
         <w:tc>
           <w:tcPr>
-            <w:tcW w:type="dxa" w:w="1701"/>
+            <w:tcW w:type="dxa" w:w="1670"/>
           </w:tcPr>
           <w:p>
             <w:r/>
@@ -7496,7 +7628,7 @@
       <w:tr>
         <w:tc>
           <w:tcPr>
-            <w:tcW w:type="dxa" w:w="2835"/>
+            <w:tcW w:type="dxa" w:w="2783"/>
           </w:tcPr>
           <w:p>
             <w:r/>
@@ -7511,7 +7643,7 @@
         </w:tc>
         <w:tc>
           <w:tcPr>
-            <w:tcW w:type="dxa" w:w="4819"/>
+            <w:tcW w:type="dxa" w:w="4731"/>
           </w:tcPr>
           <w:p>
             <w:r/>
@@ -7526,7 +7658,7 @@
         </w:tc>
         <w:tc>
           <w:tcPr>
-            <w:tcW w:type="dxa" w:w="1701"/>
+            <w:tcW w:type="dxa" w:w="1670"/>
           </w:tcPr>
           <w:p>
             <w:r/>
@@ -7543,7 +7675,7 @@
       <w:tr>
         <w:tc>
           <w:tcPr>
-            <w:tcW w:type="dxa" w:w="2835"/>
+            <w:tcW w:type="dxa" w:w="2783"/>
           </w:tcPr>
           <w:p>
             <w:r/>
@@ -7558,7 +7690,7 @@
         </w:tc>
         <w:tc>
           <w:tcPr>
-            <w:tcW w:type="dxa" w:w="4819"/>
+            <w:tcW w:type="dxa" w:w="4731"/>
           </w:tcPr>
           <w:p>
             <w:r/>
@@ -7573,7 +7705,7 @@
         </w:tc>
         <w:tc>
           <w:tcPr>
-            <w:tcW w:type="dxa" w:w="1701"/>
+            <w:tcW w:type="dxa" w:w="1670"/>
           </w:tcPr>
           <w:p>
             <w:r/>
@@ -7656,8 +7788,9 @@
     <w:tbl>
       <w:tblPr>
         <w:tblStyle w:val="TableGrid"/>
-        <w:tblW w:type="auto" w:w="0"/>
+        <w:tblW w:type="dxa" w:w="9185"/>
         <w:jc w:val="center"/>
+        <w:tblLayout w:type="fixed"/>
         <w:tblLook w:firstColumn="1" w:firstRow="1" w:lastColumn="0" w:lastRow="0" w:noHBand="0" w:noVBand="1" w:val="04A0"/>
       </w:tblPr>
       <w:tblGrid>
@@ -7666,9 +7799,12 @@
         <w:gridCol w:w="2880"/>
       </w:tblGrid>
       <w:tr>
-        <w:tc>
-          <w:tcPr>
-            <w:tcW w:type="dxa" w:w="2268"/>
+        <w:trPr>
+          <w:tblHeader w:val="true"/>
+        </w:trPr>
+        <w:tc>
+          <w:tcPr>
+            <w:tcW w:type="dxa" w:w="2226"/>
             <w:shd w:val="clear" w:fill="D9E2F3"/>
           </w:tcPr>
           <w:p>
@@ -7685,7 +7821,7 @@
         </w:tc>
         <w:tc>
           <w:tcPr>
-            <w:tcW w:type="dxa" w:w="3969"/>
+            <w:tcW w:type="dxa" w:w="3896"/>
             <w:shd w:val="clear" w:fill="D9E2F3"/>
           </w:tcPr>
           <w:p>
@@ -7702,7 +7838,7 @@
         </w:tc>
         <w:tc>
           <w:tcPr>
-            <w:tcW w:type="dxa" w:w="3118"/>
+            <w:tcW w:type="dxa" w:w="3061"/>
             <w:shd w:val="clear" w:fill="D9E2F3"/>
           </w:tcPr>
           <w:p>
@@ -7721,7 +7857,7 @@
       <w:tr>
         <w:tc>
           <w:tcPr>
-            <w:tcW w:type="dxa" w:w="2268"/>
+            <w:tcW w:type="dxa" w:w="2226"/>
           </w:tcPr>
           <w:p>
             <w:r/>
@@ -7736,7 +7872,7 @@
         </w:tc>
         <w:tc>
           <w:tcPr>
-            <w:tcW w:type="dxa" w:w="3969"/>
+            <w:tcW w:type="dxa" w:w="3896"/>
           </w:tcPr>
           <w:p>
             <w:r/>
@@ -7751,7 +7887,7 @@
         </w:tc>
         <w:tc>
           <w:tcPr>
-            <w:tcW w:type="dxa" w:w="3118"/>
+            <w:tcW w:type="dxa" w:w="3061"/>
           </w:tcPr>
           <w:p>
             <w:r/>
@@ -7768,7 +7904,7 @@
       <w:tr>
         <w:tc>
           <w:tcPr>
-            <w:tcW w:type="dxa" w:w="2268"/>
+            <w:tcW w:type="dxa" w:w="2226"/>
           </w:tcPr>
           <w:p>
             <w:r/>
@@ -7783,7 +7919,7 @@
         </w:tc>
         <w:tc>
           <w:tcPr>
-            <w:tcW w:type="dxa" w:w="3969"/>
+            <w:tcW w:type="dxa" w:w="3896"/>
           </w:tcPr>
           <w:p>
             <w:r/>
@@ -7798,7 +7934,7 @@
         </w:tc>
         <w:tc>
           <w:tcPr>
-            <w:tcW w:type="dxa" w:w="3118"/>
+            <w:tcW w:type="dxa" w:w="3061"/>
           </w:tcPr>
           <w:p>
             <w:r/>
@@ -7815,7 +7951,7 @@
       <w:tr>
         <w:tc>
           <w:tcPr>
-            <w:tcW w:type="dxa" w:w="2268"/>
+            <w:tcW w:type="dxa" w:w="2226"/>
           </w:tcPr>
           <w:p>
             <w:r/>
@@ -7830,7 +7966,7 @@
         </w:tc>
         <w:tc>
           <w:tcPr>
-            <w:tcW w:type="dxa" w:w="3969"/>
+            <w:tcW w:type="dxa" w:w="3896"/>
           </w:tcPr>
           <w:p>
             <w:r/>
@@ -7845,7 +7981,7 @@
         </w:tc>
         <w:tc>
           <w:tcPr>
-            <w:tcW w:type="dxa" w:w="3118"/>
+            <w:tcW w:type="dxa" w:w="3061"/>
           </w:tcPr>
           <w:p>
             <w:r/>
@@ -7862,7 +7998,7 @@
       <w:tr>
         <w:tc>
           <w:tcPr>
-            <w:tcW w:type="dxa" w:w="2268"/>
+            <w:tcW w:type="dxa" w:w="2226"/>
           </w:tcPr>
           <w:p>
             <w:r/>
@@ -7877,7 +8013,7 @@
         </w:tc>
         <w:tc>
           <w:tcPr>
-            <w:tcW w:type="dxa" w:w="3969"/>
+            <w:tcW w:type="dxa" w:w="3896"/>
           </w:tcPr>
           <w:p>
             <w:r/>
@@ -7892,7 +8028,7 @@
         </w:tc>
         <w:tc>
           <w:tcPr>
-            <w:tcW w:type="dxa" w:w="3118"/>
+            <w:tcW w:type="dxa" w:w="3061"/>
           </w:tcPr>
           <w:p>
             <w:r/>
@@ -7909,7 +8045,7 @@
       <w:tr>
         <w:tc>
           <w:tcPr>
-            <w:tcW w:type="dxa" w:w="2268"/>
+            <w:tcW w:type="dxa" w:w="2226"/>
           </w:tcPr>
           <w:p>
             <w:r/>
@@ -7924,7 +8060,7 @@
         </w:tc>
         <w:tc>
           <w:tcPr>
-            <w:tcW w:type="dxa" w:w="3969"/>
+            <w:tcW w:type="dxa" w:w="3896"/>
           </w:tcPr>
           <w:p>
             <w:r/>
@@ -7939,7 +8075,7 @@
         </w:tc>
         <w:tc>
           <w:tcPr>
-            <w:tcW w:type="dxa" w:w="3118"/>
+            <w:tcW w:type="dxa" w:w="3061"/>
           </w:tcPr>
           <w:p>
             <w:r/>
@@ -7956,7 +8092,7 @@
       <w:tr>
         <w:tc>
           <w:tcPr>
-            <w:tcW w:type="dxa" w:w="2268"/>
+            <w:tcW w:type="dxa" w:w="2226"/>
           </w:tcPr>
           <w:p>
             <w:r/>
@@ -7971,7 +8107,7 @@
         </w:tc>
         <w:tc>
           <w:tcPr>
-            <w:tcW w:type="dxa" w:w="3969"/>
+            <w:tcW w:type="dxa" w:w="3896"/>
           </w:tcPr>
           <w:p>
             <w:r/>
@@ -7986,7 +8122,7 @@
         </w:tc>
         <w:tc>
           <w:tcPr>
-            <w:tcW w:type="dxa" w:w="3118"/>
+            <w:tcW w:type="dxa" w:w="3061"/>
           </w:tcPr>
           <w:p>
             <w:r/>
@@ -8033,8 +8169,9 @@
     <w:tbl>
       <w:tblPr>
         <w:tblStyle w:val="TableGrid"/>
-        <w:tblW w:type="auto" w:w="0"/>
+        <w:tblW w:type="dxa" w:w="9185"/>
         <w:jc w:val="center"/>
+        <w:tblLayout w:type="fixed"/>
         <w:tblLook w:firstColumn="1" w:firstRow="1" w:lastColumn="0" w:lastRow="0" w:noHBand="0" w:noVBand="1" w:val="04A0"/>
       </w:tblPr>
       <w:tblGrid>
@@ -8043,9 +8180,12 @@
         <w:gridCol w:w="2880"/>
       </w:tblGrid>
       <w:tr>
-        <w:tc>
-          <w:tcPr>
-            <w:tcW w:type="dxa" w:w="2551"/>
+        <w:trPr>
+          <w:tblHeader w:val="true"/>
+        </w:trPr>
+        <w:tc>
+          <w:tcPr>
+            <w:tcW w:type="dxa" w:w="2505"/>
             <w:shd w:val="clear" w:fill="D9E2F3"/>
           </w:tcPr>
           <w:p>
@@ -8062,7 +8202,7 @@
         </w:tc>
         <w:tc>
           <w:tcPr>
-            <w:tcW w:type="dxa" w:w="3685"/>
+            <w:tcW w:type="dxa" w:w="3618"/>
             <w:shd w:val="clear" w:fill="D9E2F3"/>
           </w:tcPr>
           <w:p>
@@ -8079,7 +8219,7 @@
         </w:tc>
         <w:tc>
           <w:tcPr>
-            <w:tcW w:type="dxa" w:w="3118"/>
+            <w:tcW w:type="dxa" w:w="3061"/>
             <w:shd w:val="clear" w:fill="D9E2F3"/>
           </w:tcPr>
           <w:p>
@@ -8098,7 +8238,7 @@
       <w:tr>
         <w:tc>
           <w:tcPr>
-            <w:tcW w:type="dxa" w:w="2551"/>
+            <w:tcW w:type="dxa" w:w="2505"/>
           </w:tcPr>
           <w:p>
             <w:r/>
@@ -8113,7 +8253,7 @@
         </w:tc>
         <w:tc>
           <w:tcPr>
-            <w:tcW w:type="dxa" w:w="3685"/>
+            <w:tcW w:type="dxa" w:w="3618"/>
           </w:tcPr>
           <w:p>
             <w:r/>
@@ -8128,7 +8268,7 @@
         </w:tc>
         <w:tc>
           <w:tcPr>
-            <w:tcW w:type="dxa" w:w="3118"/>
+            <w:tcW w:type="dxa" w:w="3061"/>
           </w:tcPr>
           <w:p>
             <w:r/>
@@ -8145,7 +8285,7 @@
       <w:tr>
         <w:tc>
           <w:tcPr>
-            <w:tcW w:type="dxa" w:w="2551"/>
+            <w:tcW w:type="dxa" w:w="2505"/>
           </w:tcPr>
           <w:p>
             <w:r/>
@@ -8160,7 +8300,7 @@
         </w:tc>
         <w:tc>
           <w:tcPr>
-            <w:tcW w:type="dxa" w:w="3685"/>
+            <w:tcW w:type="dxa" w:w="3618"/>
           </w:tcPr>
           <w:p>
             <w:r/>
@@ -8175,7 +8315,7 @@
         </w:tc>
         <w:tc>
           <w:tcPr>
-            <w:tcW w:type="dxa" w:w="3118"/>
+            <w:tcW w:type="dxa" w:w="3061"/>
           </w:tcPr>
           <w:p>
             <w:r/>
@@ -8192,7 +8332,7 @@
       <w:tr>
         <w:tc>
           <w:tcPr>
-            <w:tcW w:type="dxa" w:w="2551"/>
+            <w:tcW w:type="dxa" w:w="2505"/>
           </w:tcPr>
           <w:p>
             <w:r/>
@@ -8207,7 +8347,7 @@
         </w:tc>
         <w:tc>
           <w:tcPr>
-            <w:tcW w:type="dxa" w:w="3685"/>
+            <w:tcW w:type="dxa" w:w="3618"/>
           </w:tcPr>
           <w:p>
             <w:r/>
@@ -8222,7 +8362,7 @@
         </w:tc>
         <w:tc>
           <w:tcPr>
-            <w:tcW w:type="dxa" w:w="3118"/>
+            <w:tcW w:type="dxa" w:w="3061"/>
           </w:tcPr>
           <w:p>
             <w:r/>
@@ -8239,7 +8379,7 @@
       <w:tr>
         <w:tc>
           <w:tcPr>
-            <w:tcW w:type="dxa" w:w="2551"/>
+            <w:tcW w:type="dxa" w:w="2505"/>
           </w:tcPr>
           <w:p>
             <w:r/>
@@ -8254,7 +8394,7 @@
         </w:tc>
         <w:tc>
           <w:tcPr>
-            <w:tcW w:type="dxa" w:w="3685"/>
+            <w:tcW w:type="dxa" w:w="3618"/>
           </w:tcPr>
           <w:p>
             <w:r/>
@@ -8269,7 +8409,7 @@
         </w:tc>
         <w:tc>
           <w:tcPr>
-            <w:tcW w:type="dxa" w:w="3118"/>
+            <w:tcW w:type="dxa" w:w="3061"/>
           </w:tcPr>
           <w:p>
             <w:r/>
@@ -8286,7 +8426,7 @@
       <w:tr>
         <w:tc>
           <w:tcPr>
-            <w:tcW w:type="dxa" w:w="2551"/>
+            <w:tcW w:type="dxa" w:w="2505"/>
           </w:tcPr>
           <w:p>
             <w:r/>
@@ -8301,7 +8441,7 @@
         </w:tc>
         <w:tc>
           <w:tcPr>
-            <w:tcW w:type="dxa" w:w="3685"/>
+            <w:tcW w:type="dxa" w:w="3618"/>
           </w:tcPr>
           <w:p>
             <w:r/>
@@ -8316,7 +8456,7 @@
         </w:tc>
         <w:tc>
           <w:tcPr>
-            <w:tcW w:type="dxa" w:w="3118"/>
+            <w:tcW w:type="dxa" w:w="3061"/>
           </w:tcPr>
           <w:p>
             <w:r/>
@@ -8333,7 +8473,7 @@
       <w:tr>
         <w:tc>
           <w:tcPr>
-            <w:tcW w:type="dxa" w:w="2551"/>
+            <w:tcW w:type="dxa" w:w="2505"/>
           </w:tcPr>
           <w:p>
             <w:r/>
@@ -8348,7 +8488,7 @@
         </w:tc>
         <w:tc>
           <w:tcPr>
-            <w:tcW w:type="dxa" w:w="3685"/>
+            <w:tcW w:type="dxa" w:w="3618"/>
           </w:tcPr>
           <w:p>
             <w:r/>
@@ -8363,7 +8503,7 @@
         </w:tc>
         <w:tc>
           <w:tcPr>
-            <w:tcW w:type="dxa" w:w="3118"/>
+            <w:tcW w:type="dxa" w:w="3061"/>
           </w:tcPr>
           <w:p>
             <w:r/>
@@ -8380,7 +8520,7 @@
       <w:tr>
         <w:tc>
           <w:tcPr>
-            <w:tcW w:type="dxa" w:w="2551"/>
+            <w:tcW w:type="dxa" w:w="2505"/>
           </w:tcPr>
           <w:p>
             <w:r/>
@@ -8395,7 +8535,7 @@
         </w:tc>
         <w:tc>
           <w:tcPr>
-            <w:tcW w:type="dxa" w:w="3685"/>
+            <w:tcW w:type="dxa" w:w="3618"/>
           </w:tcPr>
           <w:p>
             <w:r/>
@@ -8410,7 +8550,7 @@
         </w:tc>
         <w:tc>
           <w:tcPr>
-            <w:tcW w:type="dxa" w:w="3118"/>
+            <w:tcW w:type="dxa" w:w="3061"/>
           </w:tcPr>
           <w:p>
             <w:r/>
@@ -8427,7 +8567,7 @@
       <w:tr>
         <w:tc>
           <w:tcPr>
-            <w:tcW w:type="dxa" w:w="2551"/>
+            <w:tcW w:type="dxa" w:w="2505"/>
           </w:tcPr>
           <w:p>
             <w:r/>
@@ -8442,7 +8582,7 @@
         </w:tc>
         <w:tc>
           <w:tcPr>
-            <w:tcW w:type="dxa" w:w="3685"/>
+            <w:tcW w:type="dxa" w:w="3618"/>
           </w:tcPr>
           <w:p>
             <w:r/>
@@ -8457,7 +8597,7 @@
         </w:tc>
         <w:tc>
           <w:tcPr>
-            <w:tcW w:type="dxa" w:w="3118"/>
+            <w:tcW w:type="dxa" w:w="3061"/>
           </w:tcPr>
           <w:p>
             <w:r/>
@@ -8498,7 +8638,7 @@
           <w:b w:val="0"/>
           <w:rFonts w:eastAsia="微软雅黑"/>
         </w:rPr>
-        <w:t>症状 1：推送显示成功但固件没变</w:t>
+        <w:t>12.2.1  症状 1：推送显示成功但固件没变</w:t>
       </w:r>
     </w:p>
     <w:p>
@@ -8564,7 +8704,7 @@
           <w:b w:val="0"/>
           <w:rFonts w:eastAsia="微软雅黑"/>
         </w:rPr>
-        <w:t>症状 2：设备不响应 :9020</w:t>
+        <w:t>12.2.2  症状 2：设备不响应 :9020</w:t>
       </w:r>
     </w:p>
     <w:p>
@@ -8612,7 +8752,7 @@
           <w:b w:val="0"/>
           <w:rFonts w:eastAsia="微软雅黑"/>
         </w:rPr>
-        <w:t>症状 3：升级后启动黑屏/异常</w:t>
+        <w:t>12.2.3  症状 3：升级后启动黑屏/异常</w:t>
       </w:r>
     </w:p>
     <w:p>
@@ -8660,7 +8800,7 @@
           <w:b w:val="0"/>
           <w:rFonts w:eastAsia="微软雅黑"/>
         </w:rPr>
-        <w:t>症状 4：断点续传失败</w:t>
+        <w:t>12.2.4  症状 4：断点续传失败</w:t>
       </w:r>
     </w:p>
     <w:p>
@@ -8780,8 +8920,9 @@
     <w:tbl>
       <w:tblPr>
         <w:tblStyle w:val="TableGrid"/>
-        <w:tblW w:type="auto" w:w="0"/>
+        <w:tblW w:type="dxa" w:w="9185"/>
         <w:jc w:val="center"/>
+        <w:tblLayout w:type="fixed"/>
         <w:tblLook w:firstColumn="1" w:firstRow="1" w:lastColumn="0" w:lastRow="0" w:noHBand="0" w:noVBand="1" w:val="04A0"/>
       </w:tblPr>
       <w:tblGrid>
@@ -8789,9 +8930,12 @@
         <w:gridCol w:w="4320"/>
       </w:tblGrid>
       <w:tr>
-        <w:tc>
-          <w:tcPr>
-            <w:tcW w:type="dxa" w:w="3118"/>
+        <w:trPr>
+          <w:tblHeader w:val="true"/>
+        </w:trPr>
+        <w:tc>
+          <w:tcPr>
+            <w:tcW w:type="dxa" w:w="3061"/>
             <w:shd w:val="clear" w:fill="D9E2F3"/>
           </w:tcPr>
           <w:p>
@@ -8808,7 +8952,7 @@
         </w:tc>
         <w:tc>
           <w:tcPr>
-            <w:tcW w:type="dxa" w:w="6236"/>
+            <w:tcW w:type="dxa" w:w="6123"/>
             <w:shd w:val="clear" w:fill="D9E2F3"/>
           </w:tcPr>
           <w:p>
@@ -8827,7 +8971,7 @@
       <w:tr>
         <w:tc>
           <w:tcPr>
-            <w:tcW w:type="dxa" w:w="3118"/>
+            <w:tcW w:type="dxa" w:w="3061"/>
           </w:tcPr>
           <w:p>
             <w:r/>
@@ -8842,7 +8986,7 @@
         </w:tc>
         <w:tc>
           <w:tcPr>
-            <w:tcW w:type="dxa" w:w="6236"/>
+            <w:tcW w:type="dxa" w:w="6123"/>
           </w:tcPr>
           <w:p>
             <w:r/>
@@ -8859,7 +9003,7 @@
       <w:tr>
         <w:tc>
           <w:tcPr>
-            <w:tcW w:type="dxa" w:w="3118"/>
+            <w:tcW w:type="dxa" w:w="3061"/>
           </w:tcPr>
           <w:p>
             <w:r/>
@@ -8874,7 +9018,7 @@
         </w:tc>
         <w:tc>
           <w:tcPr>
-            <w:tcW w:type="dxa" w:w="6236"/>
+            <w:tcW w:type="dxa" w:w="6123"/>
           </w:tcPr>
           <w:p>
             <w:r/>
@@ -8891,7 +9035,7 @@
       <w:tr>
         <w:tc>
           <w:tcPr>
-            <w:tcW w:type="dxa" w:w="3118"/>
+            <w:tcW w:type="dxa" w:w="3061"/>
           </w:tcPr>
           <w:p>
             <w:r/>
@@ -8906,7 +9050,7 @@
         </w:tc>
         <w:tc>
           <w:tcPr>
-            <w:tcW w:type="dxa" w:w="6236"/>
+            <w:tcW w:type="dxa" w:w="6123"/>
           </w:tcPr>
           <w:p>
             <w:r/>
@@ -8923,7 +9067,7 @@
       <w:tr>
         <w:tc>
           <w:tcPr>
-            <w:tcW w:type="dxa" w:w="3118"/>
+            <w:tcW w:type="dxa" w:w="3061"/>
           </w:tcPr>
           <w:p>
             <w:r/>
@@ -8938,7 +9082,7 @@
         </w:tc>
         <w:tc>
           <w:tcPr>
-            <w:tcW w:type="dxa" w:w="6236"/>
+            <w:tcW w:type="dxa" w:w="6123"/>
           </w:tcPr>
           <w:p>
             <w:r/>
@@ -8955,7 +9099,7 @@
       <w:tr>
         <w:tc>
           <w:tcPr>
-            <w:tcW w:type="dxa" w:w="3118"/>
+            <w:tcW w:type="dxa" w:w="3061"/>
           </w:tcPr>
           <w:p>
             <w:r/>
@@ -8970,7 +9114,7 @@
         </w:tc>
         <w:tc>
           <w:tcPr>
-            <w:tcW w:type="dxa" w:w="6236"/>
+            <w:tcW w:type="dxa" w:w="6123"/>
           </w:tcPr>
           <w:p>
             <w:r/>
@@ -8987,7 +9131,7 @@
       <w:tr>
         <w:tc>
           <w:tcPr>
-            <w:tcW w:type="dxa" w:w="3118"/>
+            <w:tcW w:type="dxa" w:w="3061"/>
           </w:tcPr>
           <w:p>
             <w:r/>
@@ -9002,7 +9146,7 @@
         </w:tc>
         <w:tc>
           <w:tcPr>
-            <w:tcW w:type="dxa" w:w="6236"/>
+            <w:tcW w:type="dxa" w:w="6123"/>
           </w:tcPr>
           <w:p>
             <w:r/>
@@ -9019,7 +9163,7 @@
       <w:tr>
         <w:tc>
           <w:tcPr>
-            <w:tcW w:type="dxa" w:w="3118"/>
+            <w:tcW w:type="dxa" w:w="3061"/>
           </w:tcPr>
           <w:p>
             <w:r/>
@@ -9034,7 +9178,7 @@
         </w:tc>
         <w:tc>
           <w:tcPr>
-            <w:tcW w:type="dxa" w:w="6236"/>
+            <w:tcW w:type="dxa" w:w="6123"/>
           </w:tcPr>
           <w:p>
             <w:r/>
@@ -9051,7 +9195,7 @@
       <w:tr>
         <w:tc>
           <w:tcPr>
-            <w:tcW w:type="dxa" w:w="3118"/>
+            <w:tcW w:type="dxa" w:w="3061"/>
           </w:tcPr>
           <w:p>
             <w:r/>
@@ -9066,7 +9210,7 @@
         </w:tc>
         <w:tc>
           <w:tcPr>
-            <w:tcW w:type="dxa" w:w="6236"/>
+            <w:tcW w:type="dxa" w:w="6123"/>
           </w:tcPr>
           <w:p>
             <w:r/>
@@ -9099,6 +9243,9 @@
       </w:r>
     </w:p>
     <w:p>
+      <w:pPr>
+        <w:ind w:firstLineChars="200" w:firstLine="420"/>
+      </w:pPr>
       <w:r>
         <w:rPr>
           <w:b w:val="0"/>
@@ -9311,8 +9458,9 @@
     <w:tbl>
       <w:tblPr>
         <w:tblStyle w:val="TableGrid"/>
-        <w:tblW w:type="auto" w:w="0"/>
+        <w:tblW w:type="dxa" w:w="9185"/>
         <w:jc w:val="center"/>
+        <w:tblLayout w:type="fixed"/>
         <w:tblLook w:firstColumn="1" w:firstRow="1" w:lastColumn="0" w:lastRow="0" w:noHBand="0" w:noVBand="1" w:val="04A0"/>
       </w:tblPr>
       <w:tblGrid>
@@ -9320,9 +9468,12 @@
         <w:gridCol w:w="4320"/>
       </w:tblGrid>
       <w:tr>
-        <w:tc>
-          <w:tcPr>
-            <w:tcW w:type="dxa" w:w="1984"/>
+        <w:trPr>
+          <w:tblHeader w:val="true"/>
+        </w:trPr>
+        <w:tc>
+          <w:tcPr>
+            <w:tcW w:type="dxa" w:w="1948"/>
             <w:shd w:val="clear" w:fill="D9E2F3"/>
           </w:tcPr>
           <w:p>
@@ -9339,7 +9490,7 @@
         </w:tc>
         <w:tc>
           <w:tcPr>
-            <w:tcW w:type="dxa" w:w="7370"/>
+            <w:tcW w:type="dxa" w:w="7236"/>
             <w:shd w:val="clear" w:fill="D9E2F3"/>
           </w:tcPr>
           <w:p>
@@ -9358,7 +9509,7 @@
       <w:tr>
         <w:tc>
           <w:tcPr>
-            <w:tcW w:type="dxa" w:w="1984"/>
+            <w:tcW w:type="dxa" w:w="1948"/>
           </w:tcPr>
           <w:p>
             <w:r/>
@@ -9373,7 +9524,7 @@
         </w:tc>
         <w:tc>
           <w:tcPr>
-            <w:tcW w:type="dxa" w:w="7370"/>
+            <w:tcW w:type="dxa" w:w="7236"/>
           </w:tcPr>
           <w:p>
             <w:r/>
@@ -9390,7 +9541,7 @@
       <w:tr>
         <w:tc>
           <w:tcPr>
-            <w:tcW w:type="dxa" w:w="1984"/>
+            <w:tcW w:type="dxa" w:w="1948"/>
           </w:tcPr>
           <w:p>
             <w:r/>
@@ -9405,7 +9556,7 @@
         </w:tc>
         <w:tc>
           <w:tcPr>
-            <w:tcW w:type="dxa" w:w="7370"/>
+            <w:tcW w:type="dxa" w:w="7236"/>
           </w:tcPr>
           <w:p>
             <w:r/>
@@ -9422,7 +9573,7 @@
       <w:tr>
         <w:tc>
           <w:tcPr>
-            <w:tcW w:type="dxa" w:w="1984"/>
+            <w:tcW w:type="dxa" w:w="1948"/>
           </w:tcPr>
           <w:p>
             <w:r/>
@@ -9437,7 +9588,7 @@
         </w:tc>
         <w:tc>
           <w:tcPr>
-            <w:tcW w:type="dxa" w:w="7370"/>
+            <w:tcW w:type="dxa" w:w="7236"/>
           </w:tcPr>
           <w:p>
             <w:r/>
@@ -9454,7 +9605,7 @@
       <w:tr>
         <w:tc>
           <w:tcPr>
-            <w:tcW w:type="dxa" w:w="1984"/>
+            <w:tcW w:type="dxa" w:w="1948"/>
           </w:tcPr>
           <w:p>
             <w:r/>
@@ -9469,7 +9620,7 @@
         </w:tc>
         <w:tc>
           <w:tcPr>
-            <w:tcW w:type="dxa" w:w="7370"/>
+            <w:tcW w:type="dxa" w:w="7236"/>
           </w:tcPr>
           <w:p>
             <w:r/>
@@ -9486,7 +9637,7 @@
       <w:tr>
         <w:tc>
           <w:tcPr>
-            <w:tcW w:type="dxa" w:w="1984"/>
+            <w:tcW w:type="dxa" w:w="1948"/>
           </w:tcPr>
           <w:p>
             <w:r/>
@@ -9501,7 +9652,7 @@
         </w:tc>
         <w:tc>
           <w:tcPr>
-            <w:tcW w:type="dxa" w:w="7370"/>
+            <w:tcW w:type="dxa" w:w="7236"/>
           </w:tcPr>
           <w:p>
             <w:r/>
@@ -9518,7 +9669,7 @@
       <w:tr>
         <w:tc>
           <w:tcPr>
-            <w:tcW w:type="dxa" w:w="1984"/>
+            <w:tcW w:type="dxa" w:w="1948"/>
           </w:tcPr>
           <w:p>
             <w:r/>
@@ -9533,7 +9684,7 @@
         </w:tc>
         <w:tc>
           <w:tcPr>
-            <w:tcW w:type="dxa" w:w="7370"/>
+            <w:tcW w:type="dxa" w:w="7236"/>
           </w:tcPr>
           <w:p>
             <w:r/>
@@ -9550,7 +9701,7 @@
       <w:tr>
         <w:tc>
           <w:tcPr>
-            <w:tcW w:type="dxa" w:w="1984"/>
+            <w:tcW w:type="dxa" w:w="1948"/>
           </w:tcPr>
           <w:p>
             <w:r/>
@@ -9565,7 +9716,7 @@
         </w:tc>
         <w:tc>
           <w:tcPr>
-            <w:tcW w:type="dxa" w:w="7370"/>
+            <w:tcW w:type="dxa" w:w="7236"/>
           </w:tcPr>
           <w:p>
             <w:r/>
@@ -9582,7 +9733,7 @@
       <w:tr>
         <w:tc>
           <w:tcPr>
-            <w:tcW w:type="dxa" w:w="1984"/>
+            <w:tcW w:type="dxa" w:w="1948"/>
           </w:tcPr>
           <w:p>
             <w:r/>
@@ -9597,7 +9748,7 @@
         </w:tc>
         <w:tc>
           <w:tcPr>
-            <w:tcW w:type="dxa" w:w="7370"/>
+            <w:tcW w:type="dxa" w:w="7236"/>
           </w:tcPr>
           <w:p>
             <w:r/>
@@ -9614,7 +9765,7 @@
       <w:tr>
         <w:tc>
           <w:tcPr>
-            <w:tcW w:type="dxa" w:w="1984"/>
+            <w:tcW w:type="dxa" w:w="1948"/>
           </w:tcPr>
           <w:p>
             <w:r/>
@@ -9629,7 +9780,7 @@
         </w:tc>
         <w:tc>
           <w:tcPr>
-            <w:tcW w:type="dxa" w:w="7370"/>
+            <w:tcW w:type="dxa" w:w="7236"/>
           </w:tcPr>
           <w:p>
             <w:r/>
@@ -9646,7 +9797,7 @@
       <w:tr>
         <w:tc>
           <w:tcPr>
-            <w:tcW w:type="dxa" w:w="1984"/>
+            <w:tcW w:type="dxa" w:w="1948"/>
           </w:tcPr>
           <w:p>
             <w:r/>
@@ -9661,7 +9812,7 @@
         </w:tc>
         <w:tc>
           <w:tcPr>
-            <w:tcW w:type="dxa" w:w="7370"/>
+            <w:tcW w:type="dxa" w:w="7236"/>
           </w:tcPr>
           <w:p>
             <w:r/>
@@ -9678,7 +9829,7 @@
       <w:tr>
         <w:tc>
           <w:tcPr>
-            <w:tcW w:type="dxa" w:w="1984"/>
+            <w:tcW w:type="dxa" w:w="1948"/>
           </w:tcPr>
           <w:p>
             <w:r/>
@@ -9693,7 +9844,7 @@
         </w:tc>
         <w:tc>
           <w:tcPr>
-            <w:tcW w:type="dxa" w:w="7370"/>
+            <w:tcW w:type="dxa" w:w="7236"/>
           </w:tcPr>
           <w:p>
             <w:r/>
@@ -9710,7 +9861,7 @@
       <w:tr>
         <w:tc>
           <w:tcPr>
-            <w:tcW w:type="dxa" w:w="1984"/>
+            <w:tcW w:type="dxa" w:w="1948"/>
           </w:tcPr>
           <w:p>
             <w:r/>
@@ -9725,7 +9876,7 @@
         </w:tc>
         <w:tc>
           <w:tcPr>
-            <w:tcW w:type="dxa" w:w="7370"/>
+            <w:tcW w:type="dxa" w:w="7236"/>
           </w:tcPr>
           <w:p>
             <w:r/>
@@ -9742,7 +9893,7 @@
       <w:tr>
         <w:tc>
           <w:tcPr>
-            <w:tcW w:type="dxa" w:w="1984"/>
+            <w:tcW w:type="dxa" w:w="1948"/>
           </w:tcPr>
           <w:p>
             <w:r/>
@@ -9757,7 +9908,7 @@
         </w:tc>
         <w:tc>
           <w:tcPr>
-            <w:tcW w:type="dxa" w:w="7370"/>
+            <w:tcW w:type="dxa" w:w="7236"/>
           </w:tcPr>
           <w:p>
             <w:r/>
@@ -9774,7 +9925,7 @@
       <w:tr>
         <w:tc>
           <w:tcPr>
-            <w:tcW w:type="dxa" w:w="1984"/>
+            <w:tcW w:type="dxa" w:w="1948"/>
           </w:tcPr>
           <w:p>
             <w:r/>
@@ -9789,7 +9940,7 @@
         </w:tc>
         <w:tc>
           <w:tcPr>
-            <w:tcW w:type="dxa" w:w="7370"/>
+            <w:tcW w:type="dxa" w:w="7236"/>
           </w:tcPr>
           <w:p>
             <w:r/>
@@ -9806,7 +9957,7 @@
       <w:tr>
         <w:tc>
           <w:tcPr>
-            <w:tcW w:type="dxa" w:w="1984"/>
+            <w:tcW w:type="dxa" w:w="1948"/>
           </w:tcPr>
           <w:p>
             <w:r/>
@@ -9821,7 +9972,7 @@
         </w:tc>
         <w:tc>
           <w:tcPr>
-            <w:tcW w:type="dxa" w:w="7370"/>
+            <w:tcW w:type="dxa" w:w="7236"/>
           </w:tcPr>
           <w:p>
             <w:r/>
@@ -9838,7 +9989,7 @@
       <w:tr>
         <w:tc>
           <w:tcPr>
-            <w:tcW w:type="dxa" w:w="1984"/>
+            <w:tcW w:type="dxa" w:w="1948"/>
           </w:tcPr>
           <w:p>
             <w:r/>
@@ -9853,7 +10004,7 @@
         </w:tc>
         <w:tc>
           <w:tcPr>
-            <w:tcW w:type="dxa" w:w="7370"/>
+            <w:tcW w:type="dxa" w:w="7236"/>
           </w:tcPr>
           <w:p>
             <w:r/>
@@ -9870,7 +10021,7 @@
       <w:tr>
         <w:tc>
           <w:tcPr>
-            <w:tcW w:type="dxa" w:w="1984"/>
+            <w:tcW w:type="dxa" w:w="1948"/>
           </w:tcPr>
           <w:p>
             <w:r/>
@@ -9885,7 +10036,7 @@
         </w:tc>
         <w:tc>
           <w:tcPr>
-            <w:tcW w:type="dxa" w:w="7370"/>
+            <w:tcW w:type="dxa" w:w="7236"/>
           </w:tcPr>
           <w:p>
             <w:r/>
@@ -9902,7 +10053,7 @@
       <w:tr>
         <w:tc>
           <w:tcPr>
-            <w:tcW w:type="dxa" w:w="1984"/>
+            <w:tcW w:type="dxa" w:w="1948"/>
           </w:tcPr>
           <w:p>
             <w:r/>
@@ -9917,7 +10068,7 @@
         </w:tc>
         <w:tc>
           <w:tcPr>
-            <w:tcW w:type="dxa" w:w="7370"/>
+            <w:tcW w:type="dxa" w:w="7236"/>
           </w:tcPr>
           <w:p>
             <w:r/>
@@ -9934,7 +10085,7 @@
       <w:tr>
         <w:tc>
           <w:tcPr>
-            <w:tcW w:type="dxa" w:w="1984"/>
+            <w:tcW w:type="dxa" w:w="1948"/>
           </w:tcPr>
           <w:p>
             <w:r/>
@@ -9949,7 +10100,7 @@
         </w:tc>
         <w:tc>
           <w:tcPr>
-            <w:tcW w:type="dxa" w:w="7370"/>
+            <w:tcW w:type="dxa" w:w="7236"/>
           </w:tcPr>
           <w:p>
             <w:r/>
@@ -9966,7 +10117,7 @@
       <w:tr>
         <w:tc>
           <w:tcPr>
-            <w:tcW w:type="dxa" w:w="1984"/>
+            <w:tcW w:type="dxa" w:w="1948"/>
           </w:tcPr>
           <w:p>
             <w:r/>
@@ -9981,7 +10132,7 @@
         </w:tc>
         <w:tc>
           <w:tcPr>
-            <w:tcW w:type="dxa" w:w="7370"/>
+            <w:tcW w:type="dxa" w:w="7236"/>
           </w:tcPr>
           <w:p>
             <w:r/>
@@ -10016,8 +10167,9 @@
     <w:tbl>
       <w:tblPr>
         <w:tblStyle w:val="TableGrid"/>
-        <w:tblW w:type="auto" w:w="0"/>
+        <w:tblW w:type="dxa" w:w="9185"/>
         <w:jc w:val="center"/>
+        <w:tblLayout w:type="fixed"/>
         <w:tblLook w:firstColumn="1" w:firstRow="1" w:lastColumn="0" w:lastRow="0" w:noHBand="0" w:noVBand="1" w:val="04A0"/>
       </w:tblPr>
       <w:tblGrid>
@@ -10025,9 +10177,12 @@
         <w:gridCol w:w="4320"/>
       </w:tblGrid>
       <w:tr>
-        <w:tc>
-          <w:tcPr>
-            <w:tcW w:type="dxa" w:w="3402"/>
+        <w:trPr>
+          <w:tblHeader w:val="true"/>
+        </w:trPr>
+        <w:tc>
+          <w:tcPr>
+            <w:tcW w:type="dxa" w:w="3340"/>
             <w:shd w:val="clear" w:fill="D9E2F3"/>
           </w:tcPr>
           <w:p>
@@ -10044,7 +10199,7 @@
         </w:tc>
         <w:tc>
           <w:tcPr>
-            <w:tcW w:type="dxa" w:w="5953"/>
+            <w:tcW w:type="dxa" w:w="5845"/>
             <w:shd w:val="clear" w:fill="D9E2F3"/>
           </w:tcPr>
           <w:p>
@@ -10063,7 +10218,7 @@
       <w:tr>
         <w:tc>
           <w:tcPr>
-            <w:tcW w:type="dxa" w:w="3402"/>
+            <w:tcW w:type="dxa" w:w="3340"/>
           </w:tcPr>
           <w:p>
             <w:r/>
@@ -10078,7 +10233,7 @@
         </w:tc>
         <w:tc>
           <w:tcPr>
-            <w:tcW w:type="dxa" w:w="5953"/>
+            <w:tcW w:type="dxa" w:w="5845"/>
           </w:tcPr>
           <w:p>
             <w:r/>
@@ -10095,7 +10250,7 @@
       <w:tr>
         <w:tc>
           <w:tcPr>
-            <w:tcW w:type="dxa" w:w="3402"/>
+            <w:tcW w:type="dxa" w:w="3340"/>
           </w:tcPr>
           <w:p>
             <w:r/>
@@ -10110,7 +10265,7 @@
         </w:tc>
         <w:tc>
           <w:tcPr>
-            <w:tcW w:type="dxa" w:w="5953"/>
+            <w:tcW w:type="dxa" w:w="5845"/>
           </w:tcPr>
           <w:p>
             <w:r/>
@@ -10127,7 +10282,7 @@
       <w:tr>
         <w:tc>
           <w:tcPr>
-            <w:tcW w:type="dxa" w:w="3402"/>
+            <w:tcW w:type="dxa" w:w="3340"/>
           </w:tcPr>
           <w:p>
             <w:r/>
@@ -10142,7 +10297,7 @@
         </w:tc>
         <w:tc>
           <w:tcPr>
-            <w:tcW w:type="dxa" w:w="5953"/>
+            <w:tcW w:type="dxa" w:w="5845"/>
           </w:tcPr>
           <w:p>
             <w:r/>
@@ -10159,7 +10314,7 @@
       <w:tr>
         <w:tc>
           <w:tcPr>
-            <w:tcW w:type="dxa" w:w="3402"/>
+            <w:tcW w:type="dxa" w:w="3340"/>
           </w:tcPr>
           <w:p>
             <w:r/>
@@ -10174,7 +10329,7 @@
         </w:tc>
         <w:tc>
           <w:tcPr>
-            <w:tcW w:type="dxa" w:w="5953"/>
+            <w:tcW w:type="dxa" w:w="5845"/>
           </w:tcPr>
           <w:p>
             <w:r/>
@@ -10191,7 +10346,7 @@
       <w:tr>
         <w:tc>
           <w:tcPr>
-            <w:tcW w:type="dxa" w:w="3402"/>
+            <w:tcW w:type="dxa" w:w="3340"/>
           </w:tcPr>
           <w:p>
             <w:r/>
@@ -10206,7 +10361,7 @@
         </w:tc>
         <w:tc>
           <w:tcPr>
-            <w:tcW w:type="dxa" w:w="5953"/>
+            <w:tcW w:type="dxa" w:w="5845"/>
           </w:tcPr>
           <w:p>
             <w:r/>
@@ -10223,7 +10378,7 @@
       <w:tr>
         <w:tc>
           <w:tcPr>
-            <w:tcW w:type="dxa" w:w="3402"/>
+            <w:tcW w:type="dxa" w:w="3340"/>
           </w:tcPr>
           <w:p>
             <w:r/>
@@ -10238,7 +10393,7 @@
         </w:tc>
         <w:tc>
           <w:tcPr>
-            <w:tcW w:type="dxa" w:w="5953"/>
+            <w:tcW w:type="dxa" w:w="5845"/>
           </w:tcPr>
           <w:p>
             <w:r/>
@@ -10255,7 +10410,7 @@
       <w:tr>
         <w:tc>
           <w:tcPr>
-            <w:tcW w:type="dxa" w:w="3402"/>
+            <w:tcW w:type="dxa" w:w="3340"/>
           </w:tcPr>
           <w:p>
             <w:r/>
@@ -10270,7 +10425,7 @@
         </w:tc>
         <w:tc>
           <w:tcPr>
-            <w:tcW w:type="dxa" w:w="5953"/>
+            <w:tcW w:type="dxa" w:w="5845"/>
           </w:tcPr>
           <w:p>
             <w:r/>
@@ -10287,7 +10442,7 @@
       <w:tr>
         <w:tc>
           <w:tcPr>
-            <w:tcW w:type="dxa" w:w="3402"/>
+            <w:tcW w:type="dxa" w:w="3340"/>
           </w:tcPr>
           <w:p>
             <w:r/>
@@ -10302,7 +10457,7 @@
         </w:tc>
         <w:tc>
           <w:tcPr>
-            <w:tcW w:type="dxa" w:w="5953"/>
+            <w:tcW w:type="dxa" w:w="5845"/>
           </w:tcPr>
           <w:p>
             <w:r/>
@@ -10319,7 +10474,7 @@
       <w:tr>
         <w:tc>
           <w:tcPr>
-            <w:tcW w:type="dxa" w:w="3402"/>
+            <w:tcW w:type="dxa" w:w="3340"/>
           </w:tcPr>
           <w:p>
             <w:r/>
@@ -10334,7 +10489,7 @@
         </w:tc>
         <w:tc>
           <w:tcPr>
-            <w:tcW w:type="dxa" w:w="5953"/>
+            <w:tcW w:type="dxa" w:w="5845"/>
           </w:tcPr>
           <w:p>
             <w:r/>
@@ -10351,7 +10506,7 @@
       <w:tr>
         <w:tc>
           <w:tcPr>
-            <w:tcW w:type="dxa" w:w="3402"/>
+            <w:tcW w:type="dxa" w:w="3340"/>
           </w:tcPr>
           <w:p>
             <w:r/>
@@ -10366,7 +10521,7 @@
         </w:tc>
         <w:tc>
           <w:tcPr>
-            <w:tcW w:type="dxa" w:w="5953"/>
+            <w:tcW w:type="dxa" w:w="5845"/>
           </w:tcPr>
           <w:p>
             <w:r/>
@@ -10383,7 +10538,7 @@
       <w:tr>
         <w:tc>
           <w:tcPr>
-            <w:tcW w:type="dxa" w:w="3402"/>
+            <w:tcW w:type="dxa" w:w="3340"/>
           </w:tcPr>
           <w:p>
             <w:r/>
@@ -10398,7 +10553,7 @@
         </w:tc>
         <w:tc>
           <w:tcPr>
-            <w:tcW w:type="dxa" w:w="5953"/>
+            <w:tcW w:type="dxa" w:w="5845"/>
           </w:tcPr>
           <w:p>
             <w:r/>
@@ -10415,7 +10570,7 @@
       <w:tr>
         <w:tc>
           <w:tcPr>
-            <w:tcW w:type="dxa" w:w="3402"/>
+            <w:tcW w:type="dxa" w:w="3340"/>
           </w:tcPr>
           <w:p>
             <w:r/>
@@ -10430,7 +10585,7 @@
         </w:tc>
         <w:tc>
           <w:tcPr>
-            <w:tcW w:type="dxa" w:w="5953"/>
+            <w:tcW w:type="dxa" w:w="5845"/>
           </w:tcPr>
           <w:p>
             <w:r/>
@@ -10451,10 +10606,9 @@
       </w:pPr>
     </w:p>
     <w:sectPr>
-      <w:headerReference w:type="default" r:id="rId9"/>
-      <w:footerReference w:type="default" r:id="rId10"/>
       <w:pgSz w:w="12240" w:h="15840"/>
       <w:pgMar w:top="1247" w:right="1361" w:bottom="1134" w:left="1361" w:header="720" w:footer="720" w:gutter="0"/>
+      <w:pgNumType w:start="1"/>
       <w:cols w:space="720"/>
       <w:docGrid w:linePitch="360"/>
     </w:sectPr>
@@ -10484,7 +10638,7 @@
       <w:fldChar w:fldCharType="begin"/>
       <w:instrText xml:space="preserve">PAGE</w:instrText>
       <w:fldChar w:fldCharType="separate"/>
-      <w:t>1</w:t>
+      <w:t>I</w:t>
       <w:fldChar w:fldCharType="end"/>
     </w:r>
     <w:r>
@@ -10500,9 +10654,9 @@
         <w:sz w:val="16"/>
       </w:rPr>
       <w:fldChar w:fldCharType="begin"/>
-      <w:instrText xml:space="preserve">NUMPAGES</w:instrText>
+      <w:instrText xml:space="preserve">SECTIONPAGES</w:instrText>
       <w:fldChar w:fldCharType="separate"/>
-      <w:t>1</w:t>
+      <w:t>I</w:t>
       <w:fldChar w:fldCharType="end"/>
     </w:r>
     <w:r>

--- a/docs/D00_OTA_System_Overview.docx
+++ b/docs/D00_OTA_System_Overview.docx
@@ -113,7 +113,7 @@
           <w:b w:val="0"/>
           <w:rFonts w:eastAsia="微软雅黑"/>
         </w:rPr>
-        <w:t>系统以 STM32F407ZGT6 为核心，FreeRTOS 承载业务，LVGL 驱动人机界面；升级链路采用 BOOT/RUN 双区布局 + 外部 SPI Flash 双槽（下载暂存 ota_dl 与回滚源 img_lib），以 AES-256-CTR 加密、SHA-256 + ECDSA P-256 双公钥签名、芯片 UID 绑定、构建号防重放、版本号防回滚构建端到端安全链；支持 TCP / HTTP / 串口 HOSTLINK / CAN（预留）/ YMODEM 救援五类通道；以 PENDING 启动确认、自动回滚、BACKUP 自愈、断点续传、断电四阶段恢复保证“任何一步失败都不变砖”。文中所有协议帧、数据结构、状态机、故障码均给出源码级定义，并附真实设备上的功能与安全实测记录，可直接作为开发、联调、维护与二次开发的一手依据。</w:t>
+        <w:t>系统以 STM32F407ZGT6 为核心，FreeRTOS 承载业务，LVGL 驱动人机界面；升级链路采用 BOOT/RUN 双区布局 + 外部 SPI Flash 双槽（下载暂存 ota_dl 与回滚源 img_lib），以 AES-256-CTR 加密、SHA-256 + ECDSA P-256 双公钥签名、芯片 UID 绑定、构建号防重放、版本号防回滚构建端到端安全链；支持 TCP / HTTP / 串口 HOSTLINK / CAN / YMODEM 救援五类通道；以 PENDING 启动确认、自动回滚、BACKUP 自愈、断点续传、断电四阶段恢复保证“任何一步失败都不变砖”。文中所有协议帧、数据结构、状态机、故障码均给出源码级定义，并附真实设备上的功能与安全实测记录，可直接作为开发、联调、维护与二次开发的一手依据。</w:t>
       </w:r>
     </w:p>
     <w:p/>
@@ -497,7 +497,7 @@
         <w:rPr>
           <w:rFonts w:eastAsia="微软雅黑"/>
         </w:rPr>
-        <w:t>由 LSI 低速时钟驱动，一旦启动不可关闭；软件必须周期性“喂狗”，超时即复位系统——防止程序卡死。本系统 BOOT 用 64 分频 ≈8.2s、APP 用 32 分频 ≈4.1s。</w:t>
+        <w:t>由 LSI 低速时钟驱动，一旦启动不可关闭；软件必须周期性“喂狗”，超时即复位系统——防止程序卡死。本系统 BOOT 用 128 分频（250Hz）+ 4095 ≈16.4s（覆盖整段擦写），APP 用 32 分频（1kHz）+ 4095 ≈4.1s。</w:t>
       </w:r>
     </w:p>
     <w:p>
@@ -1807,21 +1807,21 @@
         <w:br/>
         <w:t>│ ota_header_t（32 字节，明文）                                │</w:t>
         <w:br/>
-        <w:t>│   magic    4B   0x4F5441FE（'OTA' 魔数）                    │</w:t>
+        <w:t>│   magic          4B   0x4F5441FE（'OTA' 魔数）              │</w:t>
         <w:br/>
-        <w:t>│   version  4B   固件版本（如 213）——防回滚比较              │</w:t>
+        <w:t>│   version        4B   固件版本（如 213）——防回滚比较        │</w:t>
         <w:br/>
-        <w:t>│   size     4B   密文载荷长度                                 │</w:t>
+        <w:t>│   firmware_size  4B   原始固件大小（明文长度）——容量校验    │</w:t>
         <w:br/>
-        <w:t>│   aes_iv  12B   AES-CTR 初始向量（+4B 零填充成 16B）         │</w:t>
+        <w:t>│   aes_iv        12B   AES-CTR 初始向量（+4B 零填充成 16B）   │</w:t>
         <w:br/>
-        <w:t>│   chip_id  4B   目标芯片 ID（=DBGMCU-&gt;IDCODE &amp; 0xFFF）       │</w:t>
+        <w:t>│   chip_id        4B   目标芯片 ID（=DBGMCU-&gt;IDCODE &amp; 0xFFF） │</w:t>
         <w:br/>
-        <w:t>│   build_no 4B   构建号（如 9181）——防重放比较                │</w:t>
+        <w:t>│   build_no       4B   构建号（如 9181）——防重放比较          │</w:t>
         <w:br/>
         <w:t>├────────────────────────────────────────────────────────────┤</w:t>
         <w:br/>
-        <w:t>│ 载荷区（密文）：AES-256-CTR 加密的 APP 二进制 + 摘要          │</w:t>
+        <w:t>│ 载荷区（密文）：AES-256-CTR 加密的 APP 二进制（长度=明文长）│</w:t>
         <w:br/>
         <w:t>├────────────────────────────────────────────────────────────┤</w:t>
         <w:br/>
@@ -2113,7 +2113,7 @@
                 <w:sz w:val="18"/>
                 <w:rFonts w:eastAsia="微软雅黑"/>
               </w:rPr>
-              <w:t>size</w:t>
+              <w:t>firmware_size</w:t>
             </w:r>
           </w:p>
         </w:tc>
@@ -2143,7 +2143,7 @@
                 <w:sz w:val="18"/>
                 <w:rFonts w:eastAsia="微软雅黑"/>
               </w:rPr>
-              <w:t>密文长度——校验不超 APP 容量</w:t>
+              <w:t>原始固件大小——校验 ≤832KB（RUN 容量）</w:t>
             </w:r>
           </w:p>
         </w:tc>
@@ -2730,7 +2730,7 @@
                 <w:sz w:val="18"/>
                 <w:rFonts w:eastAsia="微软雅黑"/>
               </w:rPr>
-              <w:t>ECDSA verify failed</w:t>
+              <w:t>ECDSA verify failed!</w:t>
             </w:r>
           </w:p>
         </w:tc>
@@ -2792,7 +2792,7 @@
                 <w:sz w:val="18"/>
                 <w:rFonts w:eastAsia="微软雅黑"/>
               </w:rPr>
-              <w:t>Chip mismatch</w:t>
+              <w:t>Chip mismatch!</w:t>
             </w:r>
           </w:p>
         </w:tc>
@@ -2854,7 +2854,7 @@
                 <w:sz w:val="18"/>
                 <w:rFonts w:eastAsia="微软雅黑"/>
               </w:rPr>
-              <w:t>Replay denied</w:t>
+              <w:t>Replay denied!</w:t>
             </w:r>
           </w:p>
         </w:tc>
@@ -2916,7 +2916,7 @@
                 <w:sz w:val="18"/>
                 <w:rFonts w:eastAsia="微软雅黑"/>
               </w:rPr>
-              <w:t>Rollback denied</w:t>
+              <w:t>Rollback denied!</w:t>
             </w:r>
           </w:p>
         </w:tc>
@@ -2978,7 +2978,7 @@
                 <w:sz w:val="18"/>
                 <w:rFonts w:eastAsia="微软雅黑"/>
               </w:rPr>
-              <w:t>Chip mismatch</w:t>
+              <w:t>Chip mismatch!</w:t>
             </w:r>
           </w:p>
         </w:tc>
@@ -3114,7 +3114,7 @@
         <w:rPr>
           <w:rFonts w:eastAsia="微软雅黑"/>
         </w:rPr>
-        <w:t>上位机双公钥（新 + LEGACY）——密钥轮换过渡期新旧包都可用；成熟后移除旧公钥。</w:t>
+        <w:t>BOOT 固化双公钥（新 + LEGACY）——密钥轮换过渡期新旧包都能验签；成熟后移除旧公钥。</w:t>
       </w:r>
     </w:p>
     <w:p>
@@ -3240,7 +3240,7 @@
         <w:rPr>
           <w:rFonts w:eastAsia="微软雅黑"/>
         </w:rPr>
-        <w:t>回滚超限（rollback_count&gt;=MAX）→ RECOVERY 恢复模式，等待强制重刷。</w:t>
+        <w:t>回滚超限（rollback_count&gt;=MAX，上限 5）→ RECOVERY 恢复模式；无有效包时自动归一 NORMAL 回旧固件（有意妥协：宁用旧固件不砖机），升级通道随时可恢复。</w:t>
       </w:r>
     </w:p>
     <w:p>
@@ -3297,14 +3297,16 @@
         <w:br/>
         <w:t xml:space="preserve">    OTA_TRANSPORT_ETH_HTTP = 3,  /* 以太网 HTTP 客户端（拉取） */</w:t>
         <w:br/>
-        <w:t xml:space="preserve">    OTA_TRANSPORT_CAN      = 4,  /* CAN 总线 OTA（预留） */</w:t>
+        <w:t xml:space="preserve">    OTA_TRANSPORT_CAN      = 4,  /* CAN 总线 OTA（ota_can_svc 运行时注册） */</w:t>
         <w:br/>
         <w:t>} ota_transport_id_t;</w:t>
         <w:br/>
         <w:br/>
-        <w:t>/* OtaMgr_Init 登记：UART / ETH-TCP / ETH-HTTP（CAN 预留位）</w:t>
+        <w:t>/* OtaMgr_Init 登记：UART / ETH-TCP / ETH-HTTP；</w:t>
         <w:br/>
-        <w:t xml:space="preserve"> * ota status 命令逐条展示；运行时可 OtaMgr_Register 扩展 */</w:t>
+        <w:t xml:space="preserve"> * CAN 由 OtaCanSvc_Init 运行时注册（available=1）；</w:t>
+        <w:br/>
+        <w:t xml:space="preserve"> * 注册表容量 OTA_TRANSPORT_MAX=6；ota status 命令逐条展示 */</w:t>
       </w:r>
     </w:p>
     <w:p>
@@ -3334,7 +3336,7 @@
         <w:rPr>
           <w:rFonts w:eastAsia="微软雅黑"/>
         </w:rPr>
-        <w:t>上位机数据链路协议（data_link）承载；帧含类型/长度/CRC。</w:t>
+        <w:t>上位机数据链路协议（data_link）承载；帧 = AA 55 + cmd + len + payload + CRC16-LE；OTA 命令号：0x08 BEGIN / 0x09 DATA / 0x0A END / 0x0B STATUS / 0x0D RESET（0x0C 为 BOOT 状态广播帧）。</w:t>
       </w:r>
     </w:p>
     <w:p>
@@ -3352,7 +3354,7 @@
         <w:rPr>
           <w:rFonts w:eastAsia="微软雅黑"/>
         </w:rPr>
-        <w:t>BEGIN(version,size) → DATA(240B 块) → STATUS 查询 → END。</w:t>
+        <w:t>载荷字节序为小端（LE）：BEGIN(version+size 各 4B LE) → DATA(offset 4B LE + ≤240B 块) → STATUS 查询 → END。</w:t>
       </w:r>
     </w:p>
     <w:p>
@@ -3407,19 +3409,21 @@
           <w:rFonts w:ascii="Consolas" w:hAnsi="Consolas" w:eastAsia="宋体"/>
           <w:sz w:val="16"/>
         </w:rPr>
-        <w:t>通用帧 = magic(0x5A,1B) | cmd(1B) | len(2B 小端) | payload | crc8(1B)</w:t>
+        <w:t>通用帧 = magic(0x5A,1B) | cmd(1B) | len(2B 大端) | payload | crc8(1B)</w:t>
         <w:br/>
         <w:t>cmd 定义：</w:t>
         <w:br/>
-        <w:t xml:space="preserve">  0x01 BEGIN    payload: version(4B) + size(4B) + build(4B)</w:t>
+        <w:t xml:space="preserve">  0x01 BEGIN    payload: version(4B) + size(4B)（均大端；无 build 字段）</w:t>
         <w:br/>
-        <w:t xml:space="preserve">  0x02 DATA     payload: offset(4B) + 240B 固件块</w:t>
+        <w:t xml:space="preserve">  0x02 DATA     payload: offset(4B 大端) + 240B 固件块</w:t>
         <w:br/>
         <w:t xml:space="preserve">  0x03 END      payload: 空（触发升级）</w:t>
         <w:br/>
-        <w:t xml:space="preserve">  0x04 STATUS   payload: 空（服务端回当前已收字节数）</w:t>
+        <w:t xml:space="preserve">  0x04 STATUS   payload: 空（服务端回 status+已收/总长）</w:t>
         <w:br/>
         <w:t xml:space="preserve">  0x05 RESET    payload: 空（触发复位）</w:t>
+        <w:br/>
+        <w:t>CRC8 = poly 0x07 初值 0，覆盖 cmd+len+payload；ACK 帧 cmd=0x80</w:t>
         <w:br/>
         <w:t>DATA 帧长度上限 OTA_TCP_MAX_FRAME = 4头+4偏移+240数据+1CRC = 249B</w:t>
       </w:r>
@@ -3553,7 +3557,7 @@
                 <w:sz w:val="18"/>
                 <w:rFonts w:eastAsia="微软雅黑"/>
               </w:rPr>
-              <w:t>BEGIN(version,size,build)</w:t>
+              <w:t>BEGIN(version,size)</w:t>
             </w:r>
           </w:p>
         </w:tc>
@@ -3897,7 +3901,7 @@
           <w:b w:val="0"/>
           <w:rFonts w:eastAsia="微软雅黑"/>
         </w:rPr>
-        <w:t>5.5  通道四：CAN（预留）</w:t>
+        <w:t>5.5  通道四：CAN（已实现，1Mbps）</w:t>
       </w:r>
     </w:p>
     <w:p>
@@ -3915,7 +3919,7 @@
         <w:rPr>
           <w:rFonts w:eastAsia="微软雅黑"/>
         </w:rPr>
-        <w:t>控制帧 0x200 / 数据帧 0x201 已规划；注册表就绪，服务未实现。</w:t>
+        <w:t>ota_can_svc 完整实现（CAN 帧 ↔ Ota_Begin/Data/End 协议翻译），运行时注册（available=1）。</w:t>
       </w:r>
     </w:p>
     <w:p>
@@ -3927,13 +3931,49 @@
           <w:b/>
           <w:rFonts w:eastAsia="微软雅黑"/>
         </w:rPr>
-        <w:t>未来：</w:t>
+        <w:t>帧 ID：</w:t>
       </w:r>
       <w:r>
         <w:rPr>
           <w:rFonts w:eastAsia="微软雅黑"/>
         </w:rPr>
-        <w:t>车载/工业总线无网络环境。</w:t>
+        <w:t>控制帧 0x200（主机→设备）：BEGIN/END/STATUS/ABORT；数据帧 0x201（240B 块，行帧规约）；应答 0x210、块 ACK 0x211（设备→主机，逐块背压，携带已收字节数）。</w:t>
+      </w:r>
+    </w:p>
+    <w:p>
+      <w:pPr>
+        <w:pStyle w:val="ListBullet"/>
+      </w:pPr>
+      <w:r>
+        <w:rPr>
+          <w:b/>
+          <w:rFonts w:eastAsia="微软雅黑"/>
+        </w:rPr>
+        <w:t>规约：</w:t>
+      </w:r>
+      <w:r>
+        <w:rPr>
+          <w:rFonts w:eastAsia="微软雅黑"/>
+        </w:rPr>
+        <w:t>BEGIN 载荷：size(LE32) + version(LE16)；5s 无数据超时自动 ABORT；乱序/超长整组丢弃。</w:t>
+      </w:r>
+    </w:p>
+    <w:p>
+      <w:pPr>
+        <w:pStyle w:val="ListBullet"/>
+      </w:pPr>
+      <w:r>
+        <w:rPr>
+          <w:b/>
+          <w:rFonts w:eastAsia="微软雅黑"/>
+        </w:rPr>
+        <w:t>适用：</w:t>
+      </w:r>
+      <w:r>
+        <w:rPr>
+          <w:rFonts w:eastAsia="微软雅黑"/>
+        </w:rPr>
+        <w:t>车载/工业总线无网络环境的首选；BSP CAN1 1Mbps 就绪即用。</w:t>
       </w:r>
     </w:p>
     <w:p>
@@ -3963,7 +4003,7 @@
         <w:rPr>
           <w:rFonts w:eastAsia="微软雅黑"/>
         </w:rPr>
-        <w:t>触发：shell 的 ota 命令 / BKP 标志 / PARAM UPGRADE → BOOT 进入升级模式。</w:t>
+        <w:t>触发：BKP 标志 / PARAM UPGRADE → BOOT 进升级模式；若 ota_dl 无有效预下载包 → 进入 YMODEM 等待。</w:t>
       </w:r>
     </w:p>
     <w:p>
@@ -3981,7 +4021,7 @@
         <w:rPr>
           <w:rFonts w:eastAsia="微软雅黑"/>
         </w:rPr>
-        <w:t>BOOT 擦 ota_dl → 经 UART1（115200）接收 YMODEM 包 → 同一套校验/备份/解密/写流程。</w:t>
+        <w:t>BOOT 经 UART1（115200）接收 YMODEM 包，按 4KB 扇区边擦边写外部 ota_dl 槽 → 同一套校验/备份/解密/写流程。</w:t>
       </w:r>
     </w:p>
     <w:p>
@@ -4251,7 +4291,7 @@
                 <w:sz w:val="18"/>
                 <w:rFonts w:eastAsia="微软雅黑"/>
               </w:rPr>
-              <w:t>CAN（未来）</w:t>
+              <w:t>CAN（1Mbps）</w:t>
             </w:r>
           </w:p>
         </w:tc>
@@ -4553,7 +4593,7 @@
                 <w:sz w:val="18"/>
                 <w:rFonts w:eastAsia="微软雅黑"/>
               </w:rPr>
-              <w:t>恢复模式：回滚超限，等待强制重刷</w:t>
+              <w:t>恢复模式：回滚超限；无有效包时自动归一 NORMAL 回旧固件（有意妥协：宁用旧固件不砖机，升级通道随时可恢复）</w:t>
             </w:r>
           </w:p>
         </w:tc>
@@ -4643,7 +4683,9 @@
         <w:br/>
         <w:t xml:space="preserve">  ├─ param.state=PENDING 且 count&lt;3 ───────────▶ 待确认（count++ → 跳 APP）</w:t>
         <w:br/>
-        <w:t xml:space="preserve">  ├─ param.state=RECOVERY(3) ──────────────────▶ 恢复模式（等固件）</w:t>
+        <w:t xml:space="preserve">  ├─ param.state=RECOVERY(3) ──────────────────▶ 恢复模式（等固件；无有效包</w:t>
+        <w:br/>
+        <w:t xml:space="preserve">  │                                             自动归一 NORMAL 回旧固件）</w:t>
         <w:br/>
         <w:t xml:space="preserve">  └─ param.state=NORMAL(1)</w:t>
         <w:br/>
@@ -4793,7 +4835,7 @@
                 <w:sz w:val="18"/>
                 <w:rFonts w:eastAsia="微软雅黑"/>
               </w:rPr>
-              <w:t>检查外部 ota_dl 包头（magic 0x4F5441FE 且大小合理）→ 直通应用；无包回退 YMODEM</w:t>
+              <w:t>检查外部 ota_dl 包头（magic 0x4F5441FE 且总长 ≤1MB）→ 直通应用；无包回退 YMODEM</w:t>
             </w:r>
           </w:p>
         </w:tc>
@@ -4855,7 +4897,7 @@
                 <w:sz w:val="18"/>
                 <w:rFonts w:eastAsia="微软雅黑"/>
               </w:rPr>
-              <w:t>芯片 ID → 防重放(build_no&gt;last) → SHA256+ECDSA(双公钥) → 版本防回滚</w:t>
+              <w:t>芯片 ID → 防重放(build_no&gt;last) → 容量(firmware_size≤832KB) → SHA256+ECDSA(双公钥) → 版本防回滚</w:t>
             </w:r>
           </w:p>
         </w:tc>
@@ -4917,7 +4959,7 @@
                 <w:sz w:val="18"/>
                 <w:rFonts w:eastAsia="微软雅黑"/>
               </w:rPr>
-              <w:t>RUN 有效则全量备份到外部 img_lib</w:t>
+              <w:t>RUN 有效则全量备份到外部 img_lib（写后读回逐块校验）</w:t>
             </w:r>
           </w:p>
         </w:tc>
@@ -5041,7 +5083,7 @@
                 <w:sz w:val="18"/>
                 <w:rFonts w:eastAsia="微软雅黑"/>
               </w:rPr>
-              <w:t>AES-CTR 流式解密写入 RUN</w:t>
+              <w:t>AES-CTR 流式解密写入 RUN，随后校验向量表（SP/PC）</w:t>
             </w:r>
           </w:p>
         </w:tc>
@@ -5056,7 +5098,7 @@
                 <w:sz w:val="18"/>
                 <w:rFonts w:eastAsia="微软雅黑"/>
               </w:rPr>
-              <w:t>RUN 损坏，复位后 BACKUP 修复</w:t>
+              <w:t>RUN 损坏，复位后 BACKUP 修复 / 向量非法</w:t>
             </w:r>
           </w:p>
         </w:tc>
@@ -5071,7 +5113,7 @@
                 <w:sz w:val="18"/>
                 <w:rFonts w:eastAsia="微软雅黑"/>
               </w:rPr>
-              <w:t>0x1004</w:t>
+              <w:t>0x1004/0x1005</w:t>
             </w:r>
           </w:p>
         </w:tc>
@@ -5103,7 +5145,7 @@
                 <w:sz w:val="18"/>
                 <w:rFonts w:eastAsia="微软雅黑"/>
               </w:rPr>
-              <w:t>写魔数/版本 → PARAM 置 PENDING+count=1 → 状态帧广播 → 重启</w:t>
+              <w:t>写魔数/版本 → PARAM 置 PENDING+count=1 → 清会话槽+擦外部下载槽（备份保留） → 状态帧广播 → 重启</w:t>
             </w:r>
           </w:p>
         </w:tc>
@@ -5219,7 +5261,7 @@
         <w:rPr>
           <w:rFonts w:eastAsia="微软雅黑"/>
         </w:rPr>
-        <w:t>BOOT IWDG 64 分频 ≈8.2s。</w:t>
+        <w:t>BOOT IWDG 128 分频（250Hz）+ 4095 ≈16.4s——覆盖 832KB 内部擦写 + 外部备份长操作。</w:t>
       </w:r>
     </w:p>
     <w:p>
@@ -5453,7 +5495,7 @@
                 <w:sz w:val="18"/>
                 <w:rFonts w:eastAsia="微软雅黑"/>
               </w:rPr>
-              <w:t>写外部槽对应偏移；会话槽记录 received</w:t>
+              <w:t>写外部槽对应偏移；每 16 块（3840B）持久化一次进度到会话槽（断点粒度 3840B）</w:t>
             </w:r>
           </w:p>
         </w:tc>
@@ -5612,7 +5654,7 @@
           <w:rFonts w:ascii="Consolas" w:hAnsi="Consolas" w:eastAsia="宋体"/>
           <w:sz w:val="16"/>
         </w:rPr>
-        <w:t>APP 启动 → Ota_ConfirmStartup():</w:t>
+        <w:t>APP 启动 → ota_confirm_startup():</w:t>
         <w:br/>
         <w:t xml:space="preserve">  读 PARAM boot_param</w:t>
         <w:br/>
@@ -5620,7 +5662,9 @@
         <w:br/>
         <w:t xml:space="preserve">     boot_state = NORMAL   /* 新固件正常运行，确认成功 */</w:t>
         <w:br/>
-        <w:t xml:space="preserve">     boot_param_save()</w:t>
+        <w:t xml:space="preserve">     boot_param_save()     /* 双份写 */</w:t>
+        <w:br/>
+        <w:t xml:space="preserve">     擦除外部 img_lib 备份头（4KB）→ 回滚源失效，杜绝旧备份复活</w:t>
         <w:br/>
         <w:t xml:space="preserve">  否则：无操作（正常运行态）</w:t>
         <w:br/>
@@ -5653,7 +5697,7 @@
         <w:br/>
         <w:t>[00:00.2] BEGIN v213 size=459204 build=9181</w:t>
         <w:br/>
-        <w:t>[00:00.5] DATA ×1913（每块 240B，带 offset+CRC8）</w:t>
+        <w:t>[00:00.5] DATA ×1914（1913×240B + 尾块 84B，带 offset+CRC8）</w:t>
         <w:br/>
         <w:t>[00:04.1] STATUS 459204/459204 → state=1（完整）</w:t>
         <w:br/>
@@ -6232,7 +6276,7 @@
                 <w:sz w:val="18"/>
                 <w:rFonts w:eastAsia="微软雅黑"/>
               </w:rPr>
-              <w:t>64 分频 + SRAM 内喂狗</w:t>
+              <w:t>128 分频（250Hz）+4095 + SRAM 内喂狗</w:t>
             </w:r>
           </w:p>
         </w:tc>
@@ -6247,7 +6291,7 @@
                 <w:sz w:val="18"/>
                 <w:rFonts w:eastAsia="微软雅黑"/>
               </w:rPr>
-              <w:t>≈8.2s</w:t>
+              <w:t>≈16.4s</w:t>
             </w:r>
           </w:p>
         </w:tc>
@@ -7034,11 +7078,11 @@
         </w:rPr>
         <w:t>encrypt_and_sign(APP.bin, version, build, chip_id):</w:t>
         <w:br/>
-        <w:t xml:space="preserve">  hdr = ota_header_t(magic=0x4F5441FE, version, size, iv, chip_id, build_no)</w:t>
+        <w:t xml:space="preserve">  hdr = ota_header_t(magic=0x4F5441FE, version, firmware_size, iv, chip_id, build_no)</w:t>
         <w:br/>
         <w:t xml:space="preserve">  key = derive_aes_key_from_uid(uid)          # 与 BOOT 一致</w:t>
         <w:br/>
-        <w:t xml:space="preserve">  cipher = AES_CTR_encrypt(key, iv, payload)  # 载荷加密</w:t>
+        <w:t xml:space="preserve">  cipher = AES_CTR_encrypt(key, iv, payload)  # 载荷加密（长度=明文长度）</w:t>
         <w:br/>
         <w:t xml:space="preserve">  digest = SHA256(hdr + cipher)</w:t>
         <w:br/>
@@ -7605,7 +7649,7 @@
                 <w:sz w:val="18"/>
                 <w:rFonts w:eastAsia="微软雅黑"/>
               </w:rPr>
-              <w:t>[SEC] Chip mismatch</w:t>
+              <w:t>[SEC] Chip mismatch! pkg=0x%04X dev=0x%04X</w:t>
             </w:r>
           </w:p>
         </w:tc>
@@ -7652,7 +7696,7 @@
                 <w:sz w:val="18"/>
                 <w:rFonts w:eastAsia="微软雅黑"/>
               </w:rPr>
-              <w:t>[SEC] Rollback denied</w:t>
+              <w:t>[SEC] Rollback denied! New:%lu, Current:%lu</w:t>
             </w:r>
           </w:p>
         </w:tc>
@@ -7699,7 +7743,7 @@
                 <w:sz w:val="18"/>
                 <w:rFonts w:eastAsia="微软雅黑"/>
               </w:rPr>
-              <w:t>[SEC] ECDSA verify failed</w:t>
+              <w:t>[SEC] ECDSA verify failed!</w:t>
             </w:r>
           </w:p>
         </w:tc>
@@ -8069,7 +8113,7 @@
                 <w:sz w:val="18"/>
                 <w:rFonts w:eastAsia="微软雅黑"/>
               </w:rPr>
-              <w:t>注册表就绪，服务未实现</w:t>
+              <w:t>已实现（1Mbps，ID 0x200/0x201），BSP 就绪即用</w:t>
             </w:r>
           </w:p>
         </w:tc>
@@ -8084,7 +8128,7 @@
                 <w:sz w:val="18"/>
                 <w:rFonts w:eastAsia="微软雅黑"/>
               </w:rPr>
-              <w:t>未来接入</w:t>
+              <w:t>总线场景即可启用</w:t>
             </w:r>
           </w:p>
         </w:tc>
@@ -8132,6 +8176,53 @@
                 <w:rFonts w:eastAsia="微软雅黑"/>
               </w:rPr>
               <w:t>包已加密签名，传输层明文可接受</w:t>
+            </w:r>
+          </w:p>
+        </w:tc>
+      </w:tr>
+      <w:tr>
+        <w:tc>
+          <w:tcPr>
+            <w:tcW w:type="dxa" w:w="2226"/>
+          </w:tcPr>
+          <w:p>
+            <w:r/>
+            <w:r>
+              <w:rPr>
+                <w:sz w:val="18"/>
+                <w:rFonts w:eastAsia="微软雅黑"/>
+              </w:rPr>
+              <w:t>img_lib 容量</w:t>
+            </w:r>
+          </w:p>
+        </w:tc>
+        <w:tc>
+          <w:tcPr>
+            <w:tcW w:type="dxa" w:w="3896"/>
+          </w:tcPr>
+          <w:p>
+            <w:r/>
+            <w:r>
+              <w:rPr>
+                <w:sz w:val="18"/>
+                <w:rFonts w:eastAsia="微软雅黑"/>
+              </w:rPr>
+              <w:t>备份槽 896KB（头 4KB + RUN 832KB + 余量 60KB）</w:t>
+            </w:r>
+          </w:p>
+        </w:tc>
+        <w:tc>
+          <w:tcPr>
+            <w:tcW w:type="dxa" w:w="3061"/>
+          </w:tcPr>
+          <w:p>
+            <w:r/>
+            <w:r>
+              <w:rPr>
+                <w:sz w:val="18"/>
+                <w:rFonts w:eastAsia="微软雅黑"/>
+              </w:rPr>
+              <w:t>与 RUN 上限匹配</w:t>
             </w:r>
           </w:p>
         </w:tc>
@@ -8247,7 +8338,7 @@
                 <w:sz w:val="18"/>
                 <w:rFonts w:eastAsia="微软雅黑"/>
               </w:rPr>
-              <w:t>Replay denied</w:t>
+              <w:t>Replay denied!</w:t>
             </w:r>
           </w:p>
         </w:tc>
@@ -8294,7 +8385,7 @@
                 <w:sz w:val="18"/>
                 <w:rFonts w:eastAsia="微软雅黑"/>
               </w:rPr>
-              <w:t>Chip mismatch</w:t>
+              <w:t>Chip mismatch!</w:t>
             </w:r>
           </w:p>
         </w:tc>
@@ -8341,7 +8432,7 @@
                 <w:sz w:val="18"/>
                 <w:rFonts w:eastAsia="微软雅黑"/>
               </w:rPr>
-              <w:t>ECDSA verify failed</w:t>
+              <w:t>ECDSA verify failed!</w:t>
             </w:r>
           </w:p>
         </w:tc>
@@ -8388,7 +8479,7 @@
                 <w:sz w:val="18"/>
                 <w:rFonts w:eastAsia="微软雅黑"/>
               </w:rPr>
-              <w:t>Rollback denied</w:t>
+              <w:t>Rollback denied!</w:t>
             </w:r>
           </w:p>
         </w:tc>
@@ -8435,7 +8526,7 @@
                 <w:sz w:val="18"/>
                 <w:rFonts w:eastAsia="微软雅黑"/>
               </w:rPr>
-              <w:t>0x1002 BACKUP failed</w:t>
+              <w:t>0x1001</w:t>
             </w:r>
           </w:p>
         </w:tc>
@@ -8450,7 +8541,7 @@
                 <w:sz w:val="18"/>
                 <w:rFonts w:eastAsia="微软雅黑"/>
               </w:rPr>
-              <w:t>备份当前 RUN 到 img_lib 失败</w:t>
+              <w:t>回滚成功事件码（last_error 记录）</w:t>
             </w:r>
           </w:p>
         </w:tc>
@@ -8465,7 +8556,7 @@
                 <w:sz w:val="18"/>
                 <w:rFonts w:eastAsia="微软雅黑"/>
               </w:rPr>
-              <w:t>检查外部 Flash；重推</w:t>
+              <w:t>正常降级事件，非故障</w:t>
             </w:r>
           </w:p>
         </w:tc>
@@ -8482,7 +8573,7 @@
                 <w:sz w:val="18"/>
                 <w:rFonts w:eastAsia="微软雅黑"/>
               </w:rPr>
-              <w:t>0x1003 APP erase failed</w:t>
+              <w:t>0x1002 BACKUP failed</w:t>
             </w:r>
           </w:p>
         </w:tc>
@@ -8497,7 +8588,7 @@
                 <w:sz w:val="18"/>
                 <w:rFonts w:eastAsia="微软雅黑"/>
               </w:rPr>
-              <w:t>擦除 RUN 失败</w:t>
+              <w:t>备份当前 RUN 到 img_lib 失败</w:t>
             </w:r>
           </w:p>
         </w:tc>
@@ -8512,7 +8603,7 @@
                 <w:sz w:val="18"/>
                 <w:rFonts w:eastAsia="微软雅黑"/>
               </w:rPr>
-              <w:t>复位后由 BACKUP 自愈；重推</w:t>
+              <w:t>检查外部 Flash；重推</w:t>
             </w:r>
           </w:p>
         </w:tc>
@@ -8529,6 +8620,53 @@
                 <w:sz w:val="18"/>
                 <w:rFonts w:eastAsia="微软雅黑"/>
               </w:rPr>
+              <w:t>0x1003 APP erase failed</w:t>
+            </w:r>
+          </w:p>
+        </w:tc>
+        <w:tc>
+          <w:tcPr>
+            <w:tcW w:type="dxa" w:w="3618"/>
+          </w:tcPr>
+          <w:p>
+            <w:r/>
+            <w:r>
+              <w:rPr>
+                <w:sz w:val="18"/>
+                <w:rFonts w:eastAsia="微软雅黑"/>
+              </w:rPr>
+              <w:t>擦除 RUN 失败</w:t>
+            </w:r>
+          </w:p>
+        </w:tc>
+        <w:tc>
+          <w:tcPr>
+            <w:tcW w:type="dxa" w:w="3061"/>
+          </w:tcPr>
+          <w:p>
+            <w:r/>
+            <w:r>
+              <w:rPr>
+                <w:sz w:val="18"/>
+                <w:rFonts w:eastAsia="微软雅黑"/>
+              </w:rPr>
+              <w:t>复位后由 BACKUP 自愈；重推</w:t>
+            </w:r>
+          </w:p>
+        </w:tc>
+      </w:tr>
+      <w:tr>
+        <w:tc>
+          <w:tcPr>
+            <w:tcW w:type="dxa" w:w="2505"/>
+          </w:tcPr>
+          <w:p>
+            <w:r/>
+            <w:r>
+              <w:rPr>
+                <w:sz w:val="18"/>
+                <w:rFonts w:eastAsia="微软雅黑"/>
+              </w:rPr>
               <w:t>0x1004 APP write failed</w:t>
             </w:r>
           </w:p>
@@ -8545,6 +8683,53 @@
                 <w:rFonts w:eastAsia="微软雅黑"/>
               </w:rPr>
               <w:t>解密写入失败</w:t>
+            </w:r>
+          </w:p>
+        </w:tc>
+        <w:tc>
+          <w:tcPr>
+            <w:tcW w:type="dxa" w:w="3061"/>
+          </w:tcPr>
+          <w:p>
+            <w:r/>
+            <w:r>
+              <w:rPr>
+                <w:sz w:val="18"/>
+                <w:rFonts w:eastAsia="微软雅黑"/>
+              </w:rPr>
+              <w:t>复位后由 BACKUP 自愈；重推</w:t>
+            </w:r>
+          </w:p>
+        </w:tc>
+      </w:tr>
+      <w:tr>
+        <w:tc>
+          <w:tcPr>
+            <w:tcW w:type="dxa" w:w="2505"/>
+          </w:tcPr>
+          <w:p>
+            <w:r/>
+            <w:r>
+              <w:rPr>
+                <w:sz w:val="18"/>
+                <w:rFonts w:eastAsia="微软雅黑"/>
+              </w:rPr>
+              <w:t>0x1005 APP vector invalid</w:t>
+            </w:r>
+          </w:p>
+        </w:tc>
+        <w:tc>
+          <w:tcPr>
+            <w:tcW w:type="dxa" w:w="3618"/>
+          </w:tcPr>
+          <w:p>
+            <w:r/>
+            <w:r>
+              <w:rPr>
+                <w:sz w:val="18"/>
+                <w:rFonts w:eastAsia="微软雅黑"/>
+              </w:rPr>
+              <w:t>写入后向量表（SP/PC）非法</w:t>
             </w:r>
           </w:p>
         </w:tc>
@@ -9331,19 +9516,19 @@
         </w:rPr>
         <w:t>typedef struct {</w:t>
         <w:br/>
-        <w:t xml:space="preserve">    uint32_t magic;      /* 0x4F5441FE：OTA 包标识 */</w:t>
+        <w:t xml:space="preserve">    uint32_t magic;          /* 0x4F5441FE：OTA 包标识 */</w:t>
         <w:br/>
-        <w:t xml:space="preserve">    uint32_t version;    /* 固件版本：防回滚（只升不降） */</w:t>
+        <w:t xml:space="preserve">    uint32_t version;        /* 固件版本：防回滚（只升不降） */</w:t>
         <w:br/>
-        <w:t xml:space="preserve">    uint32_t size;       /* 密文长度：容量校验 */</w:t>
+        <w:t xml:space="preserve">    uint32_t firmware_size;  /* 原始固件大小（明文）：容量校验 ≤832KB */</w:t>
         <w:br/>
-        <w:t xml:space="preserve">    uint8_t  aes_iv[12]; /* AES-CTR 初始向量（+4B 零=16B） */</w:t>
+        <w:t xml:space="preserve">    uint8_t  aes_iv[12];     /* AES-CTR 初始向量（+4B 零=16B） */</w:t>
         <w:br/>
-        <w:t xml:space="preserve">    uint32_t chip_id;    /* 目标芯片 ID：防跨芯片 */</w:t>
+        <w:t xml:space="preserve">    uint32_t chip_id;        /* 目标芯片 ID：防跨芯片 */</w:t>
         <w:br/>
-        <w:t xml:space="preserve">    uint32_t build_no;   /* 构建号：防重放（严格递增） */</w:t>
+        <w:t xml:space="preserve">    uint32_t build_no;       /* 构建号：防重放（严格递增） */</w:t>
         <w:br/>
-        <w:t>} ota_header_t;</w:t>
+        <w:t>} ota_header_t;   /* pack(1)，32B；包总长 = 32 + firmware_size + 64 */</w:t>
       </w:r>
     </w:p>
     <w:p>
@@ -9370,7 +9555,7 @@
         </w:rPr>
         <w:t>typedef struct {</w:t>
         <w:br/>
-        <w:t xml:space="preserve">    uint32_t magic;            /* 参数区魔数 */</w:t>
+        <w:t xml:space="preserve">    uint32_t magic;            /* 0x50524D54（'PRMT'）参数区魔数 */</w:t>
         <w:br/>
         <w:t xml:space="preserve">    uint32_t boot_state;       /* 1=NORMAL 2=PENDING 3=RECOVERY 4=UPGRADE */</w:t>
         <w:br/>
@@ -9378,13 +9563,13 @@
         <w:br/>
         <w:t xml:space="preserve">    uint32_t rollback_count;   /* 回滚计数（超限进 RECOVERY） */</w:t>
         <w:br/>
-        <w:t xml:space="preserve">    uint32_t last_error;       /* 上次升级错误码（0x1001-0x1004/SEC err） */</w:t>
+        <w:t xml:space="preserve">    uint32_t last_error;       /* 上次升级错误码（0x1001-0x1005/SEC err） */</w:t>
         <w:br/>
         <w:t xml:space="preserve">    uint32_t last_build_no;    /* 已接受最大构建号（防重放基准） */</w:t>
         <w:br/>
         <w:t xml:space="preserve">    uint32_t crc32;            /* 覆盖 magic..last_build_no */</w:t>
         <w:br/>
-        <w:t>} boot_param_t;   /* slot0@0x080E0000  slot1@0x080E0400 */</w:t>
+        <w:t>} boot_param_t;   /* pack(1) 32B；slot0@0x080E0000  slot1@0x080E0400（间距1KB） */</w:t>
       </w:r>
     </w:p>
     <w:p>
@@ -9436,11 +9621,13 @@
           <w:rFonts w:ascii="Consolas" w:hAnsi="Consolas" w:eastAsia="宋体"/>
           <w:sz w:val="16"/>
         </w:rPr>
-        <w:t>帧 = magic(0x5A) | cmd | len(2B LE) | payload | crc8</w:t>
+        <w:t>帧 = magic(0x5A) | cmd | len(2B BE) | payload | crc8（poly 0x07，初值 0，覆盖 cmd+len+payload）</w:t>
         <w:br/>
-        <w:t>cmd: 0x01 BEGIN / 0x02 DATA / 0x03 END / 0x04 STATUS / 0x05 RESET</w:t>
+        <w:t>cmd: 0x01 BEGIN / 0x02 DATA / 0x03 END / 0x04 STATUS / 0x05 RESET；ACK 帧 cmd=0x80</w:t>
         <w:br/>
-        <w:t>DATA 载荷 = offset(4B LE) + 240B 块（帧总长上限 249B）</w:t>
+        <w:t>BEGIN 载荷 = version(4B BE) + size(4B BE)；DATA 载荷 = offset(4B BE) + 240B 块</w:t>
+        <w:br/>
+        <w:t>（帧总长上限 249B；多字节一律大端，与 HOSTLINK 的小端相反，勿混用）</w:t>
       </w:r>
     </w:p>
     <w:p>
@@ -9789,7 +9976,7 @@
                 <w:sz w:val="18"/>
                 <w:rFonts w:eastAsia="微软雅黑"/>
               </w:rPr>
-              <w:t>恢复模式（回滚超限，等待强制重刷）</w:t>
+              <w:t>恢复模式（回滚超限；无有效包自动归一 NORMAL 回旧固件，不砖机）</w:t>
             </w:r>
           </w:p>
         </w:tc>
@@ -10531,6 +10718,38 @@
                 <w:rFonts w:eastAsia="微软雅黑"/>
               </w:rPr>
               <w:t>APP/APP/Application/ota_tcp_svc.c</w:t>
+            </w:r>
+          </w:p>
+        </w:tc>
+      </w:tr>
+      <w:tr>
+        <w:tc>
+          <w:tcPr>
+            <w:tcW w:type="dxa" w:w="3340"/>
+          </w:tcPr>
+          <w:p>
+            <w:r/>
+            <w:r>
+              <w:rPr>
+                <w:sz w:val="18"/>
+                <w:rFonts w:eastAsia="微软雅黑"/>
+              </w:rPr>
+              <w:t>CAN 通道</w:t>
+            </w:r>
+          </w:p>
+        </w:tc>
+        <w:tc>
+          <w:tcPr>
+            <w:tcW w:type="dxa" w:w="5845"/>
+          </w:tcPr>
+          <w:p>
+            <w:r/>
+            <w:r>
+              <w:rPr>
+                <w:sz w:val="18"/>
+                <w:rFonts w:eastAsia="微软雅黑"/>
+              </w:rPr>
+              <w:t>APP/APP/Application/ota_can_svc.c + Config/can_proto.h</w:t>
             </w:r>
           </w:p>
         </w:tc>
